--- a/writing/15-intro.docx
+++ b/writing/15-intro.docx
@@ -2,7 +2,7 @@
 <file path=word/document.xml><?xml version="1.0" encoding="utf-8"?>
 <w:document xmlns:w="http://schemas.openxmlformats.org/wordprocessingml/2006/main" xmlns:m="http://schemas.openxmlformats.org/officeDocument/2006/math" xmlns:r="http://schemas.openxmlformats.org/officeDocument/2006/relationships" xmlns:o="urn:schemas-microsoft-com:office:office" xmlns:v="urn:schemas-microsoft-com:vml" xmlns:w10="urn:schemas-microsoft-com:office:word" xmlns:a="http://schemas.openxmlformats.org/drawingml/2006/main" xmlns:pic="http://schemas.openxmlformats.org/drawingml/2006/picture" xmlns:wp="http://schemas.openxmlformats.org/drawingml/2006/wordprocessingDrawing">
   <w:body>
-    <w:bookmarkStart w:id="22" w:name="introduction"/>
+    <w:bookmarkStart w:id="23" w:name="introduction"/>
     <w:p>
       <w:pPr>
         <w:pStyle w:val="Heading1"/>
@@ -907,7 +907,7 @@
       </w:r>
     </w:p>
     <w:bookmarkEnd w:id="12"/>
-    <w:bookmarkStart w:id="21" w:name="from-static-tests-to-kinetic-parameters"/>
+    <w:bookmarkStart w:id="22" w:name="from-static-tests-to-kinetic-parameters"/>
     <w:p>
       <w:pPr>
         <w:pStyle w:val="Heading2"/>
@@ -933,6 +933,438 @@
         <w:t xml:space="preserve">.</w:t>
       </w:r>
     </w:p>
+    <w:p>
+      <w:pPr>
+        <w:pStyle w:val="BodyText"/>
+      </w:pPr>
+      <w:r>
+        <w:t xml:space="preserve">To clarify this transition from static operational testing to dynamic modeling,</w:t>
+      </w:r>
+      <w:r>
+        <w:t xml:space="preserve"> </w:t>
+      </w:r>
+      <w:hyperlink w:anchor="tbl-terminology">
+        <w:r>
+          <w:rPr>
+            <w:rStyle w:val="Hyperlink"/>
+          </w:rPr>
+          <w:t xml:space="preserve">Table 1</w:t>
+        </w:r>
+      </w:hyperlink>
+      <w:r>
+        <w:t xml:space="preserve"> </w:t>
+      </w:r>
+      <w:r>
+        <w:t xml:space="preserve">maps the fundamental theoretical components of soil P availability to their respective analytical proxies.</w:t>
+      </w:r>
+    </w:p>
+    <w:tbl>
+      <w:tblPr>
+        <w:tblStyle w:val="Table"/>
+        <w:tblW w:type="pct" w:w="5000"/>
+        <w:tblLayout w:type="fixed"/>
+        <w:tblLook w:firstRow="0" w:lastRow="0" w:firstColumn="0" w:lastColumn="0" w:noHBand="0" w:noVBand="0" w:val="0000"/>
+      </w:tblPr>
+      <w:tblGrid>
+        <w:gridCol w:w="7920"/>
+      </w:tblGrid>
+      <w:tr>
+        <w:tc>
+          <w:tcPr/>
+          <w:bookmarkStart w:id="13" w:name="tbl-terminology"/>
+          <w:p>
+            <w:pPr>
+              <w:jc w:val="center"/>
+            </w:pPr>
+            <w:pPr>
+              <w:jc w:val="left"/>
+              <w:spacing w:before="200"/>
+              <w:pStyle w:val="ImageCaption"/>
+            </w:pPr>
+            <w:r>
+              <w:t xml:space="preserve">Table 1: Conceptual mapping of fundamental phosphorus availability factors to their analytical proxies.</w:t>
+            </w:r>
+          </w:p>
+          <w:tbl>
+            <w:tblPr>
+              <w:tblStyle w:val="Table"/>
+              <w:tblW w:type="pct" w:w="5000"/>
+              <w:tblLayout w:type="fixed"/>
+              <w:tblLook w:firstRow="1" w:lastRow="0" w:firstColumn="0" w:lastColumn="0" w:noHBand="0" w:noVBand="0" w:val="0020"/>
+            </w:tblPr>
+            <w:tblGrid>
+              <w:gridCol w:w="1980"/>
+              <w:gridCol w:w="1980"/>
+              <w:gridCol w:w="1980"/>
+              <w:gridCol w:w="1980"/>
+            </w:tblGrid>
+            <w:tr>
+              <w:trPr>
+                <w:tblHeader w:val="on"/>
+              </w:trPr>
+              <w:tc>
+                <w:tcPr/>
+                <w:p>
+                  <w:pPr>
+                    <w:pStyle w:val="Compact"/>
+                    <w:jc w:val="left"/>
+                    <w:jc w:val="center"/>
+                  </w:pPr>
+                  <w:r>
+                    <w:t xml:space="preserve">Approach / Framework</w:t>
+                  </w:r>
+                </w:p>
+              </w:tc>
+              <w:tc>
+                <w:tcPr/>
+                <w:p>
+                  <w:pPr>
+                    <w:pStyle w:val="Compact"/>
+                    <w:jc w:val="left"/>
+                    <w:jc w:val="center"/>
+                  </w:pPr>
+                  <w:r>
+                    <w:t xml:space="preserve">Intensity Factor</w:t>
+                  </w:r>
+                </w:p>
+              </w:tc>
+              <w:tc>
+                <w:tcPr/>
+                <w:p>
+                  <w:pPr>
+                    <w:pStyle w:val="Compact"/>
+                    <w:jc w:val="left"/>
+                    <w:jc w:val="center"/>
+                  </w:pPr>
+                  <w:r>
+                    <w:t xml:space="preserve">Quantity (Capacity) Factor</w:t>
+                  </w:r>
+                </w:p>
+              </w:tc>
+              <w:tc>
+                <w:tcPr/>
+                <w:p>
+                  <w:pPr>
+                    <w:pStyle w:val="Compact"/>
+                    <w:jc w:val="left"/>
+                    <w:jc w:val="center"/>
+                  </w:pPr>
+                  <w:r>
+                    <w:t xml:space="preserve">Kinetic Factor</w:t>
+                  </w:r>
+                </w:p>
+              </w:tc>
+            </w:tr>
+            <w:tr>
+              <w:tc>
+                <w:tcPr/>
+                <w:p>
+                  <w:pPr>
+                    <w:pStyle w:val="Compact"/>
+                    <w:jc w:val="left"/>
+                    <w:jc w:val="center"/>
+                  </w:pPr>
+                  <w:r>
+                    <w:rPr>
+                      <w:b/>
+                      <w:bCs/>
+                    </w:rPr>
+                    <w:t xml:space="preserve">Theoretical Concept (</w:t>
+                  </w:r>
+                  <w:r>
+                    <w:rPr>
+                      <w:b/>
+                      <w:bCs/>
+                    </w:rPr>
+                    <w:t xml:space="preserve">Frossard et al. (2000)</w:t>
+                  </w:r>
+                  <w:r>
+                    <w:rPr>
+                      <w:b/>
+                      <w:bCs/>
+                    </w:rPr>
+                    <w:t xml:space="preserve">)</w:t>
+                  </w:r>
+                </w:p>
+              </w:tc>
+              <w:tc>
+                <w:tcPr/>
+                <w:p>
+                  <w:pPr>
+                    <w:pStyle w:val="Compact"/>
+                    <w:jc w:val="left"/>
+                    <w:jc w:val="center"/>
+                  </w:pPr>
+                  <w:r>
+                    <w:t xml:space="preserve">P concentration in the soil solution at a given moment</w:t>
+                  </w:r>
+                </w:p>
+              </w:tc>
+              <w:tc>
+                <w:tcPr/>
+                <w:p>
+                  <w:pPr>
+                    <w:pStyle w:val="Compact"/>
+                    <w:jc w:val="left"/>
+                    <w:jc w:val="center"/>
+                  </w:pPr>
+                  <w:r>
+                    <w:t xml:space="preserve">The pool of solid-phase P that can replenish the solution</w:t>
+                  </w:r>
+                </w:p>
+              </w:tc>
+              <w:tc>
+                <w:tcPr/>
+                <w:p>
+                  <w:pPr>
+                    <w:pStyle w:val="Compact"/>
+                    <w:jc w:val="left"/>
+                    <w:jc w:val="center"/>
+                  </w:pPr>
+                  <w:r>
+                    <w:t xml:space="preserve">The rate of P transfer from the solid to the liquid phase</w:t>
+                  </w:r>
+                </w:p>
+              </w:tc>
+            </w:tr>
+            <w:tr>
+              <w:tc>
+                <w:tcPr/>
+                <w:p>
+                  <w:pPr>
+                    <w:pStyle w:val="Compact"/>
+                    <w:jc w:val="left"/>
+                    <w:jc w:val="center"/>
+                  </w:pPr>
+                  <w:r>
+                    <w:rPr>
+                      <w:b/>
+                      <w:bCs/>
+                    </w:rPr>
+                    <w:t xml:space="preserve">Traditional / Static Proxy (GRUD)</w:t>
+                  </w:r>
+                </w:p>
+              </w:tc>
+              <w:tc>
+                <w:tcPr/>
+                <w:p>
+                  <w:pPr>
+                    <w:pStyle w:val="Compact"/>
+                    <w:jc w:val="left"/>
+                    <w:jc w:val="center"/>
+                  </w:pPr>
+                  <m:oMath>
+                    <m:sSub>
+                      <m:e>
+                        <m:r>
+                          <m:t>P</m:t>
+                        </m:r>
+                      </m:e>
+                      <m:sub>
+                        <m:r>
+                          <m:t>C</m:t>
+                        </m:r>
+                        <m:sSub>
+                          <m:e>
+                            <m:r>
+                              <m:t>O</m:t>
+                            </m:r>
+                          </m:e>
+                          <m:sub>
+                            <m:r>
+                              <m:t>2</m:t>
+                            </m:r>
+                          </m:sub>
+                        </m:sSub>
+                      </m:sub>
+                    </m:sSub>
+                  </m:oMath>
+                  <w:r>
+                    <w:t xml:space="preserve"> </w:t>
+                  </w:r>
+                  <w:r>
+                    <w:t xml:space="preserve">(Water-soluble P)</w:t>
+                  </w:r>
+                </w:p>
+              </w:tc>
+              <w:tc>
+                <w:tcPr/>
+                <w:p>
+                  <w:pPr>
+                    <w:pStyle w:val="Compact"/>
+                    <w:jc w:val="left"/>
+                    <w:jc w:val="center"/>
+                  </w:pPr>
+                  <m:oMath>
+                    <m:sSub>
+                      <m:e>
+                        <m:r>
+                          <m:t>P</m:t>
+                        </m:r>
+                      </m:e>
+                      <m:sub>
+                        <m:r>
+                          <m:t>A</m:t>
+                        </m:r>
+                        <m:r>
+                          <m:t>A</m:t>
+                        </m:r>
+                        <m:r>
+                          <m:t>E</m:t>
+                        </m:r>
+                        <m:r>
+                          <m:t>10</m:t>
+                        </m:r>
+                      </m:sub>
+                    </m:sSub>
+                  </m:oMath>
+                  <w:r>
+                    <w:t xml:space="preserve"> </w:t>
+                  </w:r>
+                  <w:r>
+                    <w:t xml:space="preserve">(Chelate-extractable P)</w:t>
+                  </w:r>
+                </w:p>
+              </w:tc>
+              <w:tc>
+                <w:tcPr/>
+                <w:p>
+                  <w:pPr>
+                    <w:pStyle w:val="Compact"/>
+                    <w:jc w:val="left"/>
+                    <w:jc w:val="center"/>
+                  </w:pPr>
+                  <w:r>
+                    <w:rPr>
+                      <w:i/>
+                      <w:iCs/>
+                    </w:rPr>
+                    <w:t xml:space="preserve">Not Measured</w:t>
+                  </w:r>
+                </w:p>
+              </w:tc>
+            </w:tr>
+            <w:tr>
+              <w:tc>
+                <w:tcPr/>
+                <w:p>
+                  <w:pPr>
+                    <w:pStyle w:val="Compact"/>
+                    <w:jc w:val="left"/>
+                    <w:jc w:val="center"/>
+                  </w:pPr>
+                  <w:r>
+                    <w:rPr>
+                      <w:b/>
+                      <w:bCs/>
+                    </w:rPr>
+                    <w:t xml:space="preserve">Dynamic / Kinetic Proxy (This Study)</w:t>
+                  </w:r>
+                </w:p>
+              </w:tc>
+              <w:tc>
+                <w:tcPr/>
+                <w:p>
+                  <w:pPr>
+                    <w:pStyle w:val="Compact"/>
+                    <w:jc w:val="left"/>
+                    <w:jc w:val="center"/>
+                  </w:pPr>
+                  <w:r>
+                    <w:t xml:space="preserve">Initial P Flux (</w:t>
+                  </w:r>
+                  <m:oMath>
+                    <m:sSub>
+                      <m:e>
+                        <m:r>
+                          <m:t>J</m:t>
+                        </m:r>
+                      </m:e>
+                      <m:sub>
+                        <m:r>
+                          <m:t>0</m:t>
+                        </m:r>
+                      </m:sub>
+                    </m:sSub>
+                  </m:oMath>
+                  <w:r>
+                    <w:t xml:space="preserve">)</w:t>
+                  </w:r>
+                </w:p>
+              </w:tc>
+              <w:tc>
+                <w:tcPr/>
+                <w:p>
+                  <w:pPr>
+                    <w:pStyle w:val="Compact"/>
+                    <w:jc w:val="left"/>
+                    <w:jc w:val="center"/>
+                  </w:pPr>
+                  <w:r>
+                    <w:t xml:space="preserve">Equilibrium Desorbable P (</w:t>
+                  </w:r>
+                  <m:oMath>
+                    <m:sSub>
+                      <m:e>
+                        <m:r>
+                          <m:t>P</m:t>
+                        </m:r>
+                      </m:e>
+                      <m:sub>
+                        <m:r>
+                          <m:t>d</m:t>
+                        </m:r>
+                        <m:r>
+                          <m:t>e</m:t>
+                        </m:r>
+                        <m:r>
+                          <m:t>s</m:t>
+                        </m:r>
+                        <m:r>
+                          <m:t>o</m:t>
+                        </m:r>
+                        <m:r>
+                          <m:t>r</m:t>
+                        </m:r>
+                        <m:r>
+                          <m:t>b</m:t>
+                        </m:r>
+                      </m:sub>
+                    </m:sSub>
+                  </m:oMath>
+                  <w:r>
+                    <w:t xml:space="preserve">)</w:t>
+                  </w:r>
+                </w:p>
+              </w:tc>
+              <w:tc>
+                <w:tcPr/>
+                <w:p>
+                  <w:pPr>
+                    <w:pStyle w:val="Compact"/>
+                    <w:jc w:val="left"/>
+                    <w:jc w:val="center"/>
+                  </w:pPr>
+                  <w:r>
+                    <w:t xml:space="preserve">Desorption Rate Constant (</w:t>
+                  </w:r>
+                  <m:oMath>
+                    <m:r>
+                      <m:t>k</m:t>
+                    </m:r>
+                  </m:oMath>
+                  <w:r>
+                    <w:t xml:space="preserve">)</w:t>
+                  </w:r>
+                </w:p>
+              </w:tc>
+            </w:tr>
+          </w:tbl>
+          <w:bookmarkEnd w:id="13"/>
+          <w:p/>
+        </w:tc>
+      </w:tr>
+    </w:tbl>
     <w:p>
       <w:pPr>
         <w:pStyle w:val="BodyText"/>
@@ -946,7 +1378,17 @@
         </m:r>
       </m:oMath>
       <w:r>
-        <w:t xml:space="preserve">) and the maximum desorbable P pool (</w:t>
+        <w:t xml:space="preserve">) and the</w:t>
+      </w:r>
+      <w:r>
+        <w:t xml:space="preserve"> </w:t>
+      </w:r>
+      <w:r>
+        <w:rPr>
+          <w:b/>
+          <w:bCs/>
+        </w:rPr>
+        <w:t xml:space="preserve">equilibrium desorbable P pool (</w:t>
       </w:r>
       <m:oMath>
         <m:sSub>
@@ -978,7 +1420,14 @@
         </m:sSub>
       </m:oMath>
       <w:r>
-        <w:t xml:space="preserve">) using soils from the long-term Swiss agricultural experiment STYCS, this study aims to answer the following research questions:</w:t>
+        <w:rPr>
+          <w:b/>
+          <w:bCs/>
+        </w:rPr>
+        <w:t xml:space="preserve">)</w:t>
+      </w:r>
+      <w:r>
+        <w:t xml:space="preserve">—which represents the operational asymptote of P release under specific extraction conditions, rather than the absolute total soil P quantity—using soils from the long-term Swiss agricultural experiment STYCS, this study aims to answer the following research questions:</w:t>
       </w:r>
     </w:p>
     <w:p>
@@ -1078,8 +1527,8 @@
         <w:t xml:space="preserve">Do these dynamic kinetic parameters significantly improve the prediction of key agronomic outcomes (yield, P-uptake, and long-term P-balance) compared to traditional static methods?</w:t>
       </w:r>
     </w:p>
-    <w:bookmarkStart w:id="20" w:name="refs"/>
-    <w:bookmarkStart w:id="13" w:name="ref-Brady2016Soils"/>
+    <w:bookmarkStart w:id="21" w:name="refs"/>
+    <w:bookmarkStart w:id="14" w:name="ref-Brady2016Soils"/>
     <w:p>
       <w:pPr>
         <w:pStyle w:val="Bibliography"/>
@@ -1104,8 +1553,8 @@
         <w:t xml:space="preserve">(15th ed.). Pearson.</w:t>
       </w:r>
     </w:p>
-    <w:bookmarkEnd w:id="13"/>
-    <w:bookmarkStart w:id="14" w:name="X8e448a35b024827f6325a509cd0871d88df6696"/>
+    <w:bookmarkEnd w:id="14"/>
+    <w:bookmarkStart w:id="15" w:name="X8e448a35b024827f6325a509cd0871d88df6696"/>
     <w:p>
       <w:pPr>
         <w:pStyle w:val="Bibliography"/>
@@ -1124,8 +1573,8 @@
         <w:t xml:space="preserve">Extraction method for characterizing the kinetics of phosphorus release from solid soil to soil solution.</w:t>
       </w:r>
     </w:p>
-    <w:bookmarkEnd w:id="14"/>
-    <w:bookmarkStart w:id="15" w:name="ref-FAL1996Methodenbuch"/>
+    <w:bookmarkEnd w:id="15"/>
+    <w:bookmarkStart w:id="16" w:name="ref-FAL1996Methodenbuch"/>
     <w:p>
       <w:pPr>
         <w:pStyle w:val="Bibliography"/>
@@ -1147,8 +1596,8 @@
         <w:t xml:space="preserve">. FAL.</w:t>
       </w:r>
     </w:p>
-    <w:bookmarkEnd w:id="15"/>
-    <w:bookmarkStart w:id="17" w:name="ref-Frossard2000Processes"/>
+    <w:bookmarkEnd w:id="16"/>
+    <w:bookmarkStart w:id="18" w:name="ref-Frossard2000Processes"/>
     <w:p>
       <w:pPr>
         <w:pStyle w:val="Bibliography"/>
@@ -1185,7 +1634,7 @@
       <w:r>
         <w:t xml:space="preserve"> </w:t>
       </w:r>
-      <w:hyperlink r:id="rId16">
+      <w:hyperlink r:id="rId17">
         <w:r>
           <w:rPr>
             <w:rStyle w:val="Hyperlink"/>
@@ -1194,8 +1643,8 @@
         </w:r>
       </w:hyperlink>
     </w:p>
-    <w:bookmarkEnd w:id="17"/>
-    <w:bookmarkStart w:id="18" w:name="ref-Nye2000Solute"/>
+    <w:bookmarkEnd w:id="18"/>
+    <w:bookmarkStart w:id="19" w:name="ref-Nye2000Solute"/>
     <w:p>
       <w:pPr>
         <w:pStyle w:val="Bibliography"/>
@@ -1217,8 +1666,8 @@
         <w:t xml:space="preserve">. Oxford University Press.</w:t>
       </w:r>
     </w:p>
-    <w:bookmarkEnd w:id="18"/>
-    <w:bookmarkStart w:id="19" w:name="ref-Sposito2008Chemistry"/>
+    <w:bookmarkEnd w:id="19"/>
+    <w:bookmarkStart w:id="20" w:name="ref-Sposito2008Chemistry"/>
     <w:p>
       <w:pPr>
         <w:pStyle w:val="Bibliography"/>
@@ -1243,10 +1692,10 @@
         <w:t xml:space="preserve">(2nd ed.). Oxford University Press.</w:t>
       </w:r>
     </w:p>
-    <w:bookmarkEnd w:id="19"/>
     <w:bookmarkEnd w:id="20"/>
     <w:bookmarkEnd w:id="21"/>
     <w:bookmarkEnd w:id="22"/>
+    <w:bookmarkEnd w:id="23"/>
     <w:sectPr>
       <w:footnotePr>
         <w:numRestart w:val="eachSect"/>

--- a/writing/15-intro.docx
+++ b/writing/15-intro.docx
@@ -2,7 +2,7 @@
 <file path=word/document.xml><?xml version="1.0" encoding="utf-8"?>
 <w:document xmlns:w="http://schemas.openxmlformats.org/wordprocessingml/2006/main" xmlns:m="http://schemas.openxmlformats.org/officeDocument/2006/math" xmlns:r="http://schemas.openxmlformats.org/officeDocument/2006/relationships" xmlns:o="urn:schemas-microsoft-com:office:office" xmlns:v="urn:schemas-microsoft-com:vml" xmlns:w10="urn:schemas-microsoft-com:office:word" xmlns:a="http://schemas.openxmlformats.org/drawingml/2006/main" xmlns:pic="http://schemas.openxmlformats.org/drawingml/2006/picture" xmlns:wp="http://schemas.openxmlformats.org/drawingml/2006/wordprocessingDrawing">
   <w:body>
-    <w:bookmarkStart w:id="23" w:name="introduction"/>
+    <w:bookmarkStart w:id="22" w:name="introduction"/>
     <w:p>
       <w:pPr>
         <w:pStyle w:val="Heading1"/>
@@ -118,7 +118,7 @@
       </w:r>
     </w:p>
     <w:bookmarkEnd w:id="9"/>
-    <w:bookmarkStart w:id="11" w:name="X891fb8519b925108acbdb365f8a4ecd93eedf25"/>
+    <w:bookmarkStart w:id="10" w:name="X891fb8519b925108acbdb365f8a4ecd93eedf25"/>
     <w:p>
       <w:pPr>
         <w:pStyle w:val="Heading2"/>
@@ -175,7 +175,7 @@
         <w:t xml:space="preserve"> </w:t>
       </w:r>
       <w:r>
-        <w:t xml:space="preserve">The concentration (or more accurately, the chemical activity) of P in the soil solution at any given moment.</w:t>
+        <w:t xml:space="preserve">The thermodynamic energy state, or chemical activity, of P in the soil solution at any given moment.</w:t>
       </w:r>
       <w:r>
         <w:t xml:space="preserve"> </w:t>
@@ -209,7 +209,7 @@
         <w:t xml:space="preserve"> </w:t>
       </w:r>
       <w:r>
-        <w:t xml:space="preserve">The pool of solid-phase P that is readily desorbable and can replenish the soil solution.</w:t>
+        <w:t xml:space="preserve">The physical mass of solid-phase P that is readily desorbable and can replenish the soil solution.</w:t>
       </w:r>
       <w:r>
         <w:t xml:space="preserve"> </w:t>
@@ -231,14 +231,11 @@
         <w:t xml:space="preserve"> </w:t>
       </w:r>
       <w:r>
-        <w:t xml:space="preserve">The resistance of the soil to changes in P-Intensity, typically represented as the ratio of change in Quantity to change in Intensity (</w:t>
-      </w:r>
-      <m:oMath>
-        <m:r>
-          <m:rPr>
-            <m:sty m:val="p"/>
-          </m:rPr>
-          <m:t>Δ</m:t>
+        <w:t xml:space="preserve">The resistance of the soil to changes in P-Intensity, mathematically represented as the derivative of Quantity with respect to Intensity (</w:t>
+      </w:r>
+      <m:oMath>
+        <m:r>
+          <m:t>d</m:t>
         </m:r>
         <m:r>
           <m:t>Q</m:t>
@@ -250,10 +247,7 @@
           <m:t>/</m:t>
         </m:r>
         <m:r>
-          <m:rPr>
-            <m:sty m:val="p"/>
-          </m:rPr>
-          <m:t>Δ</m:t>
+          <m:t>d</m:t>
         </m:r>
         <m:r>
           <m:t>I</m:t>
@@ -268,7 +262,7 @@
         <w:pStyle w:val="BodyText"/>
       </w:pPr>
       <w:r>
-        <w:t xml:space="preserve">While these concepts are theoretically elegant, measuring them in natural soils is notoriously difficult. In practice, agronomic soil tests do not measure absolute thermodynamic states; rather, they rely on</w:t>
+        <w:t xml:space="preserve">While these concepts are theoretically elegant, measuring them in natural soils is notoriously difficult. In practice, standard agronomic soil tests do not measure absolute thermodynamic states; rather, they rely on</w:t>
       </w:r>
       <w:r>
         <w:t xml:space="preserve"> </w:t>
@@ -284,31 +278,22 @@
         <w:t xml:space="preserve">. A soil test value is strictly defined by the specific chemical extractant used, the extraction time, and the soil-to-solution ratio.</w:t>
       </w:r>
     </w:p>
-    <w:bookmarkStart w:id="10" w:name="Xadea79f775ad1302a3396acc6c902ba41dc5333"/>
     <w:p>
       <w:pPr>
-        <w:pStyle w:val="Heading3"/>
-      </w:pPr>
-      <w:r>
-        <w:t xml:space="preserve">1.2.1 Extraction Mechanisms of Standard Soil Tests</w:t>
-      </w:r>
-    </w:p>
-    <w:p>
-      <w:pPr>
-        <w:pStyle w:val="FirstParagraph"/>
+        <w:pStyle w:val="BodyText"/>
       </w:pPr>
       <w:r>
         <w:t xml:space="preserve">Different standard methods target different physicochemical pools of P by employing distinct extraction mechanisms:</w:t>
       </w:r>
-    </w:p>
-    <w:p>
-      <w:pPr>
-        <w:pStyle w:val="Compact"/>
-        <w:numPr>
-          <w:ilvl w:val="0"/>
-          <w:numId w:val="1001"/>
-        </w:numPr>
-      </w:pPr>
+      <w:r>
+        <w:t xml:space="preserve"> </w:t>
+      </w:r>
+      <w:r>
+        <w:t xml:space="preserve">-</w:t>
+      </w:r>
+      <w:r>
+        <w:t xml:space="preserve"> </w:t>
+      </w:r>
       <w:r>
         <w:rPr>
           <w:b/>
@@ -353,38 +338,7 @@
         <w:t xml:space="preserve"> </w:t>
       </w:r>
       <w:r>
-        <w:t xml:space="preserve">This method primarily measures desorbable P. The high concentration of bicarbonate ions (</w:t>
-      </w:r>
-      <m:oMath>
-        <m:r>
-          <m:t>H</m:t>
-        </m:r>
-        <m:r>
-          <m:t>C</m:t>
-        </m:r>
-        <m:sSubSup>
-          <m:e>
-            <m:r>
-              <m:t>O</m:t>
-            </m:r>
-          </m:e>
-          <m:sub>
-            <m:r>
-              <m:t>3</m:t>
-            </m:r>
-          </m:sub>
-          <m:sup>
-            <m:r>
-              <m:rPr>
-                <m:sty m:val="p"/>
-              </m:rPr>
-              <m:t>−</m:t>
-            </m:r>
-          </m:sup>
-        </m:sSubSup>
-      </m:oMath>
-      <w:r>
-        <w:t xml:space="preserve">) outcompetes orthophosphate for adsorption sites on soil surfaces, effectively exchanging and releasing sorbed P into the solution</w:t>
+        <w:t xml:space="preserve">Measures desorbable P. The high concentration of bicarbonate ions outcompetes orthophosphate for adsorption sites on soil surfaces</w:t>
       </w:r>
       <w:r>
         <w:t xml:space="preserve"> </w:t>
@@ -405,15 +359,15 @@
       <w:r>
         <w:t xml:space="preserve">.</w:t>
       </w:r>
-    </w:p>
-    <w:p>
-      <w:pPr>
-        <w:pStyle w:val="Compact"/>
-        <w:numPr>
-          <w:ilvl w:val="0"/>
-          <w:numId w:val="1001"/>
-        </w:numPr>
-      </w:pPr>
+      <w:r>
+        <w:t xml:space="preserve"> </w:t>
+      </w:r>
+      <w:r>
+        <w:t xml:space="preserve">-</w:t>
+      </w:r>
+      <w:r>
+        <w:t xml:space="preserve"> </w:t>
+      </w:r>
       <w:r>
         <w:rPr>
           <w:b/>
@@ -425,91 +379,7 @@
         <w:t xml:space="preserve"> </w:t>
       </w:r>
       <w:r>
-        <w:t xml:space="preserve">This stronger extractant attacks both sorbed and precipitated P forms. The EDTA acts as a powerful chelating agent, binding cations (</w:t>
-      </w:r>
-      <m:oMath>
-        <m:r>
-          <m:t>C</m:t>
-        </m:r>
-        <m:sSup>
-          <m:e>
-            <m:r>
-              <m:t>a</m:t>
-            </m:r>
-          </m:e>
-          <m:sup>
-            <m:r>
-              <m:t>2</m:t>
-            </m:r>
-            <m:r>
-              <m:rPr>
-                <m:sty m:val="p"/>
-              </m:rPr>
-              <m:t>+</m:t>
-            </m:r>
-          </m:sup>
-        </m:sSup>
-      </m:oMath>
-      <w:r>
-        <w:t xml:space="preserve">,</w:t>
-      </w:r>
-      <w:r>
-        <w:t xml:space="preserve"> </w:t>
-      </w:r>
-      <m:oMath>
-        <m:r>
-          <m:t>F</m:t>
-        </m:r>
-        <m:sSup>
-          <m:e>
-            <m:r>
-              <m:t>e</m:t>
-            </m:r>
-          </m:e>
-          <m:sup>
-            <m:r>
-              <m:t>3</m:t>
-            </m:r>
-            <m:r>
-              <m:rPr>
-                <m:sty m:val="p"/>
-              </m:rPr>
-              <m:t>+</m:t>
-            </m:r>
-          </m:sup>
-        </m:sSup>
-      </m:oMath>
-      <w:r>
-        <w:t xml:space="preserve">,</w:t>
-      </w:r>
-      <w:r>
-        <w:t xml:space="preserve"> </w:t>
-      </w:r>
-      <m:oMath>
-        <m:r>
-          <m:t>A</m:t>
-        </m:r>
-        <m:sSup>
-          <m:e>
-            <m:r>
-              <m:t>l</m:t>
-            </m:r>
-          </m:e>
-          <m:sup>
-            <m:r>
-              <m:t>3</m:t>
-            </m:r>
-            <m:r>
-              <m:rPr>
-                <m:sty m:val="p"/>
-              </m:rPr>
-              <m:t>+</m:t>
-            </m:r>
-          </m:sup>
-        </m:sSup>
-      </m:oMath>
-      <w:r>
-        <w:t xml:space="preserve">) and thereby actively dissolving apatites and other P-bearing salts. Simultaneously, the acetate buffer facilitates the desorption of surface-bound P</w:t>
+        <w:t xml:space="preserve">A strong extractant that attacks both sorbed and precipitated P forms. EDTA chelates background cations, actively dissolving apatites, while the acetate buffer facilitates desorption</w:t>
       </w:r>
       <w:r>
         <w:t xml:space="preserve"> </w:t>
@@ -520,15 +390,15 @@
       <w:r>
         <w:t xml:space="preserve">.</w:t>
       </w:r>
-    </w:p>
-    <w:p>
-      <w:pPr>
-        <w:pStyle w:val="Compact"/>
-        <w:numPr>
-          <w:ilvl w:val="0"/>
-          <w:numId w:val="1001"/>
-        </w:numPr>
-      </w:pPr>
+      <w:r>
+        <w:t xml:space="preserve"> </w:t>
+      </w:r>
+      <w:r>
+        <w:t xml:space="preserve">-</w:t>
+      </w:r>
+      <w:r>
+        <w:t xml:space="preserve"> </w:t>
+      </w:r>
       <w:r>
         <w:rPr>
           <w:b/>
@@ -643,18 +513,17 @@
         </m:sSub>
       </m:oMath>
       <w:r>
-        <w:t xml:space="preserve">-saturated water exert minimal chemical force, attempting to extract readily soluble forms from both the intensity and weakly-bound capacity pools without fundamentally altering the native soil matrix.</w:t>
+        <w:t xml:space="preserve">-saturated water exert minimal chemical force, attempting to extract readily soluble forms without fundamentally altering the native soil matrix.</w:t>
       </w:r>
     </w:p>
     <w:bookmarkEnd w:id="10"/>
-    <w:bookmarkEnd w:id="11"/>
-    <w:bookmarkStart w:id="12" w:name="Xf311a33316cda38c92bf0088837b82ace5b3445"/>
+    <w:bookmarkStart w:id="11" w:name="X469d7d9b1965ca390c327dc638ad81ab82d5521"/>
     <w:p>
       <w:pPr>
         <w:pStyle w:val="Heading2"/>
       </w:pPr>
       <w:r>
-        <w:t xml:space="preserve">1.3 The Problem of Ionic Strength and Activity</w:t>
+        <w:t xml:space="preserve">1.3 The Thermodynamic Flaw: Ionic Strength and Activity</w:t>
       </w:r>
     </w:p>
     <w:p>
@@ -662,23 +531,7 @@
         <w:pStyle w:val="FirstParagraph"/>
       </w:pPr>
       <w:r>
-        <w:t xml:space="preserve">The reliance on operational definitions introduces a critical analytical flaw when interpreting these tests, fundamentally tied to the principles of physical chemistry. Standard colorimetric P quantification (e.g., the molybdenum blue method) relies on calibration curves prepared in distilled water, where the ionic strength (</w:t>
-      </w:r>
-      <m:oMath>
-        <m:r>
-          <m:t>I</m:t>
-        </m:r>
-      </m:oMath>
-      <w:r>
-        <w:t xml:space="preserve">) is effectively zero.</w:t>
-      </w:r>
-    </w:p>
-    <w:p>
-      <w:pPr>
-        <w:pStyle w:val="BodyText"/>
-      </w:pPr>
-      <w:r>
-        <w:t xml:space="preserve">However, in soil extracts, we measure the chemical</w:t>
+        <w:t xml:space="preserve">The reliance on operational definitions introduces a critical analytical flaw when interpreting soil tests, fundamentally tied to the principles of physical chemistry and plant physiology. Plant roots acquire P primarily via high-affinity transporter proteins (e.g., the PHT1 family). The binding kinetics of these transporters are governed by the true thermodynamic driving force of the substrate: its</w:t>
       </w:r>
       <w:r>
         <w:t xml:space="preserve"> </w:t>
@@ -688,34 +541,605 @@
           <w:b/>
           <w:bCs/>
         </w:rPr>
-        <w:t xml:space="preserve">activity</w:t>
-      </w:r>
-      <w:r>
-        <w:t xml:space="preserve"> </w:t>
-      </w:r>
-      <w:r>
-        <w:t xml:space="preserve">of the ions, not their true stoichiometric concentration. Because the activity coefficient of an ion decreases as the ionic strength of the solution increases, the background matrix of the extractant drastically alters the measurement.</w:t>
-      </w:r>
-    </w:p>
-    <w:p>
-      <w:pPr>
-        <w:pStyle w:val="BodyText"/>
-      </w:pPr>
-      <w:r>
-        <w:t xml:space="preserve">For strong extractants like</w:t>
-      </w:r>
-      <w:r>
-        <w:t xml:space="preserve"> </w:t>
-      </w:r>
+        <w:t xml:space="preserve">chemical activity (</w:t>
+      </w:r>
+      <m:oMath>
+        <m:r>
+          <m:t>a</m:t>
+        </m:r>
+      </m:oMath>
       <w:r>
         <w:rPr>
           <w:b/>
           <w:bCs/>
         </w:rPr>
-        <w:t xml:space="preserve">Olsen, P-CAL, and P-AAE10</w:t>
-      </w:r>
-      <w:r>
-        <w:t xml:space="preserve">, the extractant solution itself has an overwhelmingly high ionic strength. This swamps the native ionic strength of the soil, ensuring that all samples—regardless of their origin—have an identical background matrix. Consequently, while these methods do not yield absolute thermodynamic values, they permit valid</w:t>
+        <w:t xml:space="preserve">)</w:t>
+      </w:r>
+      <w:r>
+        <w:t xml:space="preserve">, not its total stoichiometric concentration (</w:t>
+      </w:r>
+      <m:oMath>
+        <m:r>
+          <m:t>c</m:t>
+        </m:r>
+      </m:oMath>
+      <w:r>
+        <w:t xml:space="preserve">).</w:t>
+      </w:r>
+    </w:p>
+    <w:p>
+      <w:pPr>
+        <w:pStyle w:val="BodyText"/>
+      </w:pPr>
+      <w:r>
+        <w:t xml:space="preserve">In the native soil solution, phosphate anions are electrostatically shielded by a cloud of background ions (</w:t>
+      </w:r>
+      <m:oMath>
+        <m:r>
+          <m:t>C</m:t>
+        </m:r>
+        <m:sSup>
+          <m:e>
+            <m:r>
+              <m:t>a</m:t>
+            </m:r>
+          </m:e>
+          <m:sup>
+            <m:r>
+              <m:t>2</m:t>
+            </m:r>
+            <m:r>
+              <m:rPr>
+                <m:sty m:val="p"/>
+              </m:rPr>
+              <m:t>+</m:t>
+            </m:r>
+          </m:sup>
+        </m:sSup>
+        <m:r>
+          <m:rPr>
+            <m:sty m:val="p"/>
+          </m:rPr>
+          <m:t>,</m:t>
+        </m:r>
+        <m:r>
+          <m:t>M</m:t>
+        </m:r>
+        <m:sSup>
+          <m:e>
+            <m:r>
+              <m:t>g</m:t>
+            </m:r>
+          </m:e>
+          <m:sup>
+            <m:r>
+              <m:t>2</m:t>
+            </m:r>
+            <m:r>
+              <m:rPr>
+                <m:sty m:val="p"/>
+              </m:rPr>
+              <m:t>+</m:t>
+            </m:r>
+          </m:sup>
+        </m:sSup>
+        <m:r>
+          <m:rPr>
+            <m:sty m:val="p"/>
+          </m:rPr>
+          <m:t>,</m:t>
+        </m:r>
+        <m:sSup>
+          <m:e>
+            <m:r>
+              <m:t>K</m:t>
+            </m:r>
+          </m:e>
+          <m:sup>
+            <m:r>
+              <m:rPr>
+                <m:sty m:val="p"/>
+              </m:rPr>
+              <m:t>+</m:t>
+            </m:r>
+          </m:sup>
+        </m:sSup>
+        <m:r>
+          <m:rPr>
+            <m:sty m:val="p"/>
+          </m:rPr>
+          <m:t>,</m:t>
+        </m:r>
+        <m:r>
+          <m:t>N</m:t>
+        </m:r>
+        <m:sSubSup>
+          <m:e>
+            <m:r>
+              <m:t>O</m:t>
+            </m:r>
+          </m:e>
+          <m:sub>
+            <m:r>
+              <m:t>3</m:t>
+            </m:r>
+          </m:sub>
+          <m:sup>
+            <m:r>
+              <m:rPr>
+                <m:sty m:val="p"/>
+              </m:rPr>
+              <m:t>−</m:t>
+            </m:r>
+          </m:sup>
+        </m:sSubSup>
+        <m:r>
+          <m:rPr>
+            <m:sty m:val="p"/>
+          </m:rPr>
+          <m:t>,</m:t>
+        </m:r>
+        <m:r>
+          <m:t>S</m:t>
+        </m:r>
+        <m:sSubSup>
+          <m:e>
+            <m:r>
+              <m:t>O</m:t>
+            </m:r>
+          </m:e>
+          <m:sub>
+            <m:r>
+              <m:t>4</m:t>
+            </m:r>
+          </m:sub>
+          <m:sup>
+            <m:r>
+              <m:t>2</m:t>
+            </m:r>
+            <m:r>
+              <m:rPr>
+                <m:sty m:val="p"/>
+              </m:rPr>
+              <m:t>−</m:t>
+            </m:r>
+          </m:sup>
+        </m:sSubSup>
+      </m:oMath>
+      <w:r>
+        <w:t xml:space="preserve">). This native ionic strength (</w:t>
+      </w:r>
+      <m:oMath>
+        <m:r>
+          <m:t>I</m:t>
+        </m:r>
+      </m:oMath>
+      <w:r>
+        <w:t xml:space="preserve">) physically reduces the effective activity of the phosphate. The magnitude of this shielding is defined by the activity coefficient (</w:t>
+      </w:r>
+      <m:oMath>
+        <m:r>
+          <m:t>γ</m:t>
+        </m:r>
+      </m:oMath>
+      <w:r>
+        <w:t xml:space="preserve">), where true chemical activity is</w:t>
+      </w:r>
+      <w:r>
+        <w:t xml:space="preserve"> </w:t>
+      </w:r>
+      <m:oMath>
+        <m:r>
+          <m:t>a</m:t>
+        </m:r>
+        <m:r>
+          <m:rPr>
+            <m:sty m:val="p"/>
+          </m:rPr>
+          <m:t>=</m:t>
+        </m:r>
+        <m:r>
+          <m:t>c</m:t>
+        </m:r>
+        <m:r>
+          <m:rPr>
+            <m:sty m:val="p"/>
+          </m:rPr>
+          <m:t>⋅</m:t>
+        </m:r>
+        <m:r>
+          <m:t>γ</m:t>
+        </m:r>
+      </m:oMath>
+      <w:r>
+        <w:t xml:space="preserve">.</w:t>
+      </w:r>
+    </w:p>
+    <w:p>
+      <w:pPr>
+        <w:pStyle w:val="BodyText"/>
+      </w:pPr>
+      <w:r>
+        <w:t xml:space="preserve">For strong extractants like Olsen or P-AAE10, the extractant solution has an overwhelmingly high ionic strength (e.g.,</w:t>
+      </w:r>
+      <w:r>
+        <w:t xml:space="preserve"> </w:t>
+      </w:r>
+      <m:oMath>
+        <m:r>
+          <m:t>I</m:t>
+        </m:r>
+        <m:r>
+          <m:rPr>
+            <m:sty m:val="p"/>
+          </m:rPr>
+          <m:t>≈</m:t>
+        </m:r>
+        <m:r>
+          <m:t>0.5</m:t>
+        </m:r>
+        <m:r>
+          <m:rPr>
+            <m:nor/>
+            <m:sty m:val="p"/>
+          </m:rPr>
+          <m:t> M</m:t>
+        </m:r>
+      </m:oMath>
+      <w:r>
+        <w:t xml:space="preserve"> </w:t>
+      </w:r>
+      <w:r>
+        <w:t xml:space="preserve">for Olsen). This artificial salt load obliterates the native ionic strength of the soil. Consequently, while these methods successfully quantify the physical mass of phosphorus (</w:t>
+      </w:r>
+      <m:oMath>
+        <m:r>
+          <m:t>Q</m:t>
+        </m:r>
+      </m:oMath>
+      <w:r>
+        <w:t xml:space="preserve">), they destroy the natural chemical environment, providing no information regarding the true thermodynamic Intensity (</w:t>
+      </w:r>
+      <m:oMath>
+        <m:r>
+          <m:t>I</m:t>
+        </m:r>
+      </m:oMath>
+      <w:r>
+        <w:t xml:space="preserve">) perceived by the root.</w:t>
+      </w:r>
+    </w:p>
+    <w:p>
+      <w:pPr>
+        <w:pStyle w:val="BodyText"/>
+      </w:pPr>
+      <w:r>
+        <w:t xml:space="preserve">Conversely, while weak water extractions successfully preserve the native soil matrix, reading their variable activity against a standard</w:t>
+      </w:r>
+      <w:r>
+        <w:t xml:space="preserve"> </w:t>
+      </w:r>
+      <m:oMath>
+        <m:r>
+          <m:t>I</m:t>
+        </m:r>
+        <m:r>
+          <m:rPr>
+            <m:sty m:val="p"/>
+          </m:rPr>
+          <m:t>≈</m:t>
+        </m:r>
+        <m:r>
+          <m:t>0</m:t>
+        </m:r>
+      </m:oMath>
+      <w:r>
+        <w:t xml:space="preserve"> </w:t>
+      </w:r>
+      <w:r>
+        <w:t xml:space="preserve">calibration curve renders the values mathematically incomparable across different pedoclimatic sites. For example, in heavily fertilized Swiss agricultural soils (such as the long-term STYCS 167% P-treatments), the dissolution of accumulated amendments can elevate pore water ionic strength to</w:t>
+      </w:r>
+      <w:r>
+        <w:t xml:space="preserve"> </w:t>
+      </w:r>
+      <m:oMath>
+        <m:r>
+          <m:t>0.02</m:t>
+        </m:r>
+        <m:r>
+          <m:rPr>
+            <m:nor/>
+            <m:sty m:val="p"/>
+          </m:rPr>
+          <m:t> M</m:t>
+        </m:r>
+      </m:oMath>
+      <w:r>
+        <w:t xml:space="preserve">. At a neutral pH, a large portion of P exists as the divalent</w:t>
+      </w:r>
+      <w:r>
+        <w:t xml:space="preserve"> </w:t>
+      </w:r>
+      <m:oMath>
+        <m:r>
+          <m:t>H</m:t>
+        </m:r>
+        <m:r>
+          <m:t>P</m:t>
+        </m:r>
+        <m:sSubSup>
+          <m:e>
+            <m:r>
+              <m:t>O</m:t>
+            </m:r>
+          </m:e>
+          <m:sub>
+            <m:r>
+              <m:t>4</m:t>
+            </m:r>
+          </m:sub>
+          <m:sup>
+            <m:r>
+              <m:t>2</m:t>
+            </m:r>
+            <m:r>
+              <m:rPr>
+                <m:sty m:val="p"/>
+              </m:rPr>
+              <m:t>−</m:t>
+            </m:r>
+          </m:sup>
+        </m:sSubSup>
+      </m:oMath>
+      <w:r>
+        <w:t xml:space="preserve"> </w:t>
+      </w:r>
+      <w:r>
+        <w:t xml:space="preserve">ion. Applying the Davies equation to this ionic strength yields an activity coefficient (</w:t>
+      </w:r>
+      <m:oMath>
+        <m:r>
+          <m:t>γ</m:t>
+        </m:r>
+      </m:oMath>
+      <w:r>
+        <w:t xml:space="preserve">) of approximately</w:t>
+      </w:r>
+      <w:r>
+        <w:t xml:space="preserve"> </w:t>
+      </w:r>
+      <m:oMath>
+        <m:r>
+          <m:t>0.58</m:t>
+        </m:r>
+      </m:oMath>
+      <w:r>
+        <w:t xml:space="preserve">. Therefore, over 40% of the chemically extracted mass is thermodynamically</w:t>
+      </w:r>
+      <w:r>
+        <w:t xml:space="preserve"> </w:t>
+      </w:r>
+      <w:r>
+        <w:t xml:space="preserve">“masked”</w:t>
+      </w:r>
+      <w:r>
+        <w:t xml:space="preserve"> </w:t>
+      </w:r>
+      <w:r>
+        <w:t xml:space="preserve">from the root. To resolve this, raw stoichiometric concentrations derived from water extractions must be mathematically corrected via the Davies equation to yield true thermodynamic activity.</w:t>
+      </w:r>
+    </w:p>
+    <w:bookmarkEnd w:id="11"/>
+    <w:bookmarkStart w:id="12" w:name="X0df14ae5fe92d7e25c8e3c02aaf1e482be40b94"/>
+    <w:p>
+      <w:pPr>
+        <w:pStyle w:val="Heading2"/>
+      </w:pPr>
+      <w:r>
+        <w:t xml:space="preserve">1.4 Unifying Quantity, Intensity, and the Kinetic Bottleneck</w:t>
+      </w:r>
+    </w:p>
+    <w:p>
+      <w:pPr>
+        <w:pStyle w:val="FirstParagraph"/>
+      </w:pPr>
+      <w:r>
+        <w:t xml:space="preserve">Once thermodynamic Intensity is correctly calculated, it can be paired with a standard mass extraction (</w:t>
+      </w:r>
+      <m:oMath>
+        <m:r>
+          <m:t>Q</m:t>
+        </m:r>
+      </m:oMath>
+      <w:r>
+        <w:t xml:space="preserve">, such as</w:t>
+      </w:r>
+      <w:r>
+        <w:t xml:space="preserve"> </w:t>
+      </w:r>
+      <m:oMath>
+        <m:sSub>
+          <m:e>
+            <m:r>
+              <m:t>P</m:t>
+            </m:r>
+          </m:e>
+          <m:sub>
+            <m:r>
+              <m:t>A</m:t>
+            </m:r>
+            <m:r>
+              <m:t>A</m:t>
+            </m:r>
+            <m:r>
+              <m:t>E</m:t>
+            </m:r>
+            <m:r>
+              <m:t>10</m:t>
+            </m:r>
+          </m:sub>
+        </m:sSub>
+      </m:oMath>
+      <w:r>
+        <w:t xml:space="preserve">) to construct a purely thermodynamic</w:t>
+      </w:r>
+      <w:r>
+        <w:t xml:space="preserve"> </w:t>
+      </w:r>
+      <m:oMath>
+        <m:r>
+          <m:t>Q</m:t>
+        </m:r>
+        <m:r>
+          <m:rPr>
+            <m:sty m:val="p"/>
+          </m:rPr>
+          <m:t>(</m:t>
+        </m:r>
+        <m:r>
+          <m:t>I</m:t>
+        </m:r>
+        <m:r>
+          <m:rPr>
+            <m:sty m:val="p"/>
+          </m:rPr>
+          <m:t>)</m:t>
+        </m:r>
+      </m:oMath>
+      <w:r>
+        <w:t xml:space="preserve"> </w:t>
+      </w:r>
+      <w:r>
+        <w:t xml:space="preserve">framework. By parameterizing this relationship using a Freundlich isotherm (</w:t>
+      </w:r>
+      <m:oMath>
+        <m:r>
+          <m:t>Q</m:t>
+        </m:r>
+        <m:r>
+          <m:rPr>
+            <m:sty m:val="p"/>
+          </m:rPr>
+          <m:t>=</m:t>
+        </m:r>
+        <m:sSub>
+          <m:e>
+            <m:r>
+              <m:t>K</m:t>
+            </m:r>
+          </m:e>
+          <m:sub>
+            <m:r>
+              <m:t>f</m:t>
+            </m:r>
+          </m:sub>
+        </m:sSub>
+        <m:r>
+          <m:rPr>
+            <m:sty m:val="p"/>
+          </m:rPr>
+          <m:t>⋅</m:t>
+        </m:r>
+        <m:sSup>
+          <m:e>
+            <m:r>
+              <m:t>I</m:t>
+            </m:r>
+          </m:e>
+          <m:sup>
+            <m:r>
+              <m:t>1</m:t>
+            </m:r>
+            <m:r>
+              <m:rPr>
+                <m:sty m:val="p"/>
+              </m:rPr>
+              <m:t>/</m:t>
+            </m:r>
+            <m:r>
+              <m:t>n</m:t>
+            </m:r>
+          </m:sup>
+        </m:sSup>
+      </m:oMath>
+      <w:r>
+        <w:t xml:space="preserve">), the true Phosphorus Buffering Capacity (PBC) can be mathematically deduced as the continuous first derivative (</w:t>
+      </w:r>
+      <m:oMath>
+        <m:f>
+          <m:fPr>
+            <m:type m:val="bar"/>
+          </m:fPr>
+          <m:num>
+            <m:r>
+              <m:t>d</m:t>
+            </m:r>
+            <m:r>
+              <m:t>Q</m:t>
+            </m:r>
+          </m:num>
+          <m:den>
+            <m:r>
+              <m:t>d</m:t>
+            </m:r>
+            <m:r>
+              <m:t>I</m:t>
+            </m:r>
+          </m:den>
+        </m:f>
+      </m:oMath>
+      <w:r>
+        <w:t xml:space="preserve">).</w:t>
+      </w:r>
+    </w:p>
+    <w:p>
+      <w:pPr>
+        <w:pStyle w:val="BodyText"/>
+      </w:pPr>
+      <w:r>
+        <w:t xml:space="preserve">However, even with a correct thermodynamic understanding of</w:t>
+      </w:r>
+      <w:r>
+        <w:t xml:space="preserve"> </w:t>
+      </w:r>
+      <m:oMath>
+        <m:r>
+          <m:t>Q</m:t>
+        </m:r>
+      </m:oMath>
+      <w:r>
+        <w:t xml:space="preserve"> </w:t>
+      </w:r>
+      <w:r>
+        <w:t xml:space="preserve">and</w:t>
+      </w:r>
+      <w:r>
+        <w:t xml:space="preserve"> </w:t>
+      </w:r>
+      <m:oMath>
+        <m:r>
+          <m:t>I</m:t>
+        </m:r>
+      </m:oMath>
+      <w:r>
+        <w:t xml:space="preserve">, plant uptake remains fundamentally limited by time. Standard conceptual models assume instantaneous solid-solution equilibrium. In reality, desorption is a rate-limiting kinetic bottleneck</w:t>
+      </w:r>
+      <w:r>
+        <w:t xml:space="preserve"> </w:t>
+      </w:r>
+      <w:r>
+        <w:t xml:space="preserve">(Flossmann &amp; Richter, 1982; Nye &amp; Tinker, 2000)</w:t>
+      </w:r>
+      <w:r>
+        <w:t xml:space="preserve">. When a root depletes the rhizosphere, the soil cannot always resupply phosphate fast enough.</w:t>
+      </w:r>
+    </w:p>
+    <w:p>
+      <w:pPr>
+        <w:pStyle w:val="BodyText"/>
+      </w:pPr>
+      <w:r>
+        <w:t xml:space="preserve">To address this, we define a novel dynamic predictor: the</w:t>
       </w:r>
       <w:r>
         <w:t xml:space="preserve"> </w:t>
@@ -725,47 +1149,18 @@
           <w:b/>
           <w:bCs/>
         </w:rPr>
-        <w:t xml:space="preserve">relative comparisons</w:t>
-      </w:r>
-      <w:r>
-        <w:t xml:space="preserve"> </w:t>
-      </w:r>
-      <w:r>
-        <w:t xml:space="preserve">of P concentrations between different soils.</w:t>
-      </w:r>
-    </w:p>
-    <w:p>
-      <w:pPr>
-        <w:pStyle w:val="BodyText"/>
-      </w:pPr>
-      <w:r>
-        <w:t xml:space="preserve">Conversely, water extractions like</w:t>
-      </w:r>
-      <w:r>
-        <w:t xml:space="preserve"> </w:t>
+        <w:t xml:space="preserve">Initial Activity Flux (</w:t>
       </w:r>
       <m:oMath>
         <m:sSub>
           <m:e>
             <m:r>
-              <m:t>P</m:t>
+              <m:t>J</m:t>
             </m:r>
           </m:e>
           <m:sub>
-            <m:sSub>
-              <m:e>
-                <m:r>
-                  <m:t>H</m:t>
-                </m:r>
-              </m:e>
-              <m:sub>
-                <m:r>
-                  <m:t>2</m:t>
-                </m:r>
-              </m:sub>
-            </m:sSub>
-            <m:r>
-              <m:t>O</m:t>
+            <m:r>
+              <m:t>0</m:t>
             </m:r>
           </m:sub>
         </m:sSub>
@@ -775,187 +1170,124 @@
           <w:b/>
           <w:bCs/>
         </w:rPr>
-        <w:t xml:space="preserve"> </w:t>
-      </w:r>
+        <w:t xml:space="preserve">)</w:t>
+      </w:r>
+      <w:r>
+        <w:t xml:space="preserve">. This flux shifts the focus from static mass to supply rate by multiplying the first-order desorption rate constant (</w:t>
+      </w:r>
+      <m:oMath>
+        <m:r>
+          <m:t>k</m:t>
+        </m:r>
+      </m:oMath>
+      <w:r>
+        <w:t xml:space="preserve">) by the maximum thermodynamic activity (</w:t>
+      </w:r>
+      <m:oMath>
+        <m:sSub>
+          <m:e>
+            <m:r>
+              <m:t>a</m:t>
+            </m:r>
+          </m:e>
+          <m:sub>
+            <m:r>
+              <m:t>m</m:t>
+            </m:r>
+            <m:r>
+              <m:t>a</m:t>
+            </m:r>
+            <m:r>
+              <m:t>x</m:t>
+            </m:r>
+          </m:sub>
+        </m:sSub>
+      </m:oMath>
+      <w:r>
+        <w:t xml:space="preserve">):</w:t>
+      </w:r>
+    </w:p>
+    <w:p>
+      <w:pPr>
+        <w:pStyle w:val="BodyText"/>
+      </w:pPr>
+      <m:oMathPara>
+        <m:oMathParaPr>
+          <m:jc m:val="center"/>
+        </m:oMathParaPr>
+        <m:oMath>
+          <m:sSub>
+            <m:e>
+              <m:r>
+                <m:t>J</m:t>
+              </m:r>
+            </m:e>
+            <m:sub>
+              <m:r>
+                <m:t>0</m:t>
+              </m:r>
+            </m:sub>
+          </m:sSub>
+          <m:r>
+            <m:rPr>
+              <m:sty m:val="p"/>
+            </m:rPr>
+            <m:t>=</m:t>
+          </m:r>
+          <m:r>
+            <m:t>k</m:t>
+          </m:r>
+          <m:r>
+            <m:rPr>
+              <m:sty m:val="p"/>
+            </m:rPr>
+            <m:t>⋅</m:t>
+          </m:r>
+          <m:sSub>
+            <m:e>
+              <m:r>
+                <m:t>a</m:t>
+              </m:r>
+            </m:e>
+            <m:sub>
+              <m:r>
+                <m:t>m</m:t>
+              </m:r>
+              <m:r>
+                <m:t>a</m:t>
+              </m:r>
+              <m:r>
+                <m:t>x</m:t>
+              </m:r>
+            </m:sub>
+          </m:sSub>
+        </m:oMath>
+      </m:oMathPara>
+    </w:p>
+    <w:p>
+      <w:pPr>
+        <w:pStyle w:val="FirstParagraph"/>
+      </w:pPr>
       <w:r>
         <w:rPr>
           <w:b/>
           <w:bCs/>
         </w:rPr>
-        <w:t xml:space="preserve">and</w:t>
-      </w:r>
-      <w:r>
-        <w:rPr>
-          <w:b/>
-          <w:bCs/>
-        </w:rPr>
-        <w:t xml:space="preserve"> </w:t>
-      </w:r>
-      <m:oMath>
-        <m:sSub>
-          <m:e>
-            <m:r>
-              <m:t>P</m:t>
-            </m:r>
-          </m:e>
-          <m:sub>
-            <m:r>
-              <m:t>C</m:t>
-            </m:r>
-            <m:sSub>
-              <m:e>
-                <m:r>
-                  <m:t>O</m:t>
-                </m:r>
-              </m:e>
-              <m:sub>
-                <m:r>
-                  <m:t>2</m:t>
-                </m:r>
-              </m:sub>
-            </m:sSub>
-          </m:sub>
-        </m:sSub>
-      </m:oMath>
-      <w:r>
-        <w:t xml:space="preserve"> </w:t>
-      </w:r>
-      <w:r>
-        <w:t xml:space="preserve">take on the native, highly variable ionic strength of the specific soil being tested. Reading the activity of these variable soil solutions against an</w:t>
-      </w:r>
-      <w:r>
-        <w:t xml:space="preserve"> </w:t>
-      </w:r>
-      <m:oMath>
-        <m:r>
-          <m:t>I</m:t>
-        </m:r>
-        <m:r>
-          <m:rPr>
-            <m:sty m:val="p"/>
-          </m:rPr>
-          <m:t>=</m:t>
-        </m:r>
-        <m:r>
-          <m:t>0</m:t>
-        </m:r>
-      </m:oMath>
-      <w:r>
-        <w:t xml:space="preserve"> </w:t>
-      </w:r>
-      <w:r>
-        <w:t xml:space="preserve">calibration curve renders the absolute values mathematically incomparable across different pedoclimatic sites.</w:t>
+        <w:t xml:space="preserve">?@tbl-terminology</w:t>
+      </w:r>
+      <w:r>
+        <w:t xml:space="preserve"> </w:t>
+      </w:r>
+      <w:r>
+        <w:t xml:space="preserve">maps this transition from classic, operationally defined static tests to the proposed thermodynamic and kinetic parameters.</w:t>
       </w:r>
     </w:p>
     <w:p>
       <w:pPr>
-        <w:pStyle w:val="BodyText"/>
-      </w:pPr>
-      <w:r>
-        <w:t xml:space="preserve">To utilize</w:t>
-      </w:r>
-      <w:r>
-        <w:t xml:space="preserve"> </w:t>
-      </w:r>
-      <m:oMath>
-        <m:sSub>
-          <m:e>
-            <m:r>
-              <m:t>P</m:t>
-            </m:r>
-          </m:e>
-          <m:sub>
-            <m:sSub>
-              <m:e>
-                <m:r>
-                  <m:t>H</m:t>
-                </m:r>
-              </m:e>
-              <m:sub>
-                <m:r>
-                  <m:t>2</m:t>
-                </m:r>
-              </m:sub>
-            </m:sSub>
-            <m:r>
-              <m:t>O</m:t>
-            </m:r>
-          </m:sub>
-        </m:sSub>
-      </m:oMath>
-      <w:r>
-        <w:t xml:space="preserve"> </w:t>
-      </w:r>
-      <w:r>
-        <w:t xml:space="preserve">as a true measure of theoretical P-Intensity, complex thermodynamic corrections—such as applying the</w:t>
-      </w:r>
-      <w:r>
-        <w:t xml:space="preserve"> </w:t>
-      </w:r>
-      <w:r>
-        <w:rPr>
-          <w:b/>
-          <w:bCs/>
-        </w:rPr>
-        <w:t xml:space="preserve">Pitzer equations</w:t>
-      </w:r>
-      <w:r>
-        <w:t xml:space="preserve"> </w:t>
-      </w:r>
-      <w:r>
-        <w:t xml:space="preserve">to calculate precise activity coefficients based on the specific ionic composition of each soil extract—would be required. Currently, such corrections are rarely applied in standard agronomic testing.</w:t>
-      </w:r>
-    </w:p>
-    <w:bookmarkEnd w:id="12"/>
-    <w:bookmarkStart w:id="22" w:name="from-static-tests-to-kinetic-parameters"/>
-    <w:p>
-      <w:pPr>
-        <w:pStyle w:val="Heading2"/>
-      </w:pPr>
-      <w:r>
-        <w:t xml:space="preserve">1.4 From Static Tests to Kinetic Parameters</w:t>
-      </w:r>
-    </w:p>
-    <w:p>
-      <w:pPr>
-        <w:pStyle w:val="FirstParagraph"/>
-      </w:pPr>
-      <w:r>
-        <w:t xml:space="preserve">Given the analytical limitations of static operational tests and their failure to account for the dynamic replenishment rate of P during the growing season, an alternative approach is required</w:t>
-      </w:r>
-      <w:r>
-        <w:t xml:space="preserve"> </w:t>
-      </w:r>
-      <w:r>
-        <w:t xml:space="preserve">(Flossmann &amp; Richter, 1982; Nye &amp; Tinker, 2000)</w:t>
-      </w:r>
-      <w:r>
-        <w:t xml:space="preserve">.</w:t>
-      </w:r>
-    </w:p>
-    <w:p>
-      <w:pPr>
-        <w:pStyle w:val="BodyText"/>
-      </w:pPr>
-      <w:r>
-        <w:t xml:space="preserve">To clarify this transition from static operational testing to dynamic modeling,</w:t>
-      </w:r>
-      <w:r>
-        <w:t xml:space="preserve"> </w:t>
-      </w:r>
-      <w:hyperlink w:anchor="tbl-terminology">
-        <w:r>
-          <w:rPr>
-            <w:rStyle w:val="Hyperlink"/>
-          </w:rPr>
-          <w:t xml:space="preserve">Table 1</w:t>
-        </w:r>
-      </w:hyperlink>
-      <w:r>
-        <w:t xml:space="preserve"> </w:t>
-      </w:r>
-      <w:r>
-        <w:t xml:space="preserve">maps the fundamental theoretical components of soil P availability to their respective analytical proxies.</w:t>
+        <w:pStyle w:val="TableCaption"/>
+      </w:pPr>
+      <w:r>
+        <w:t xml:space="preserve">Conceptual mapping of fundamental phosphorus availability factors to their analytical proxies.</w:t>
       </w:r>
     </w:p>
     <w:tbl>
@@ -963,471 +1295,526 @@
         <w:tblStyle w:val="Table"/>
         <w:tblW w:type="pct" w:w="5000"/>
         <w:tblLayout w:type="fixed"/>
-        <w:tblLook w:firstRow="0" w:lastRow="0" w:firstColumn="0" w:lastColumn="0" w:noHBand="0" w:noVBand="0" w:val="0000"/>
+        <w:tblLook w:firstRow="1" w:lastRow="0" w:firstColumn="0" w:lastColumn="0" w:noHBand="0" w:noVBand="0" w:val="0020"/>
+        <w:tblCaption w:val="Conceptual mapping of fundamental phosphorus availability factors to their analytical proxies."/>
       </w:tblPr>
       <w:tblGrid>
-        <w:gridCol w:w="7920"/>
+        <w:gridCol w:w="1980"/>
+        <w:gridCol w:w="1980"/>
+        <w:gridCol w:w="1980"/>
+        <w:gridCol w:w="1980"/>
       </w:tblGrid>
+      <w:tr>
+        <w:trPr>
+          <w:tblHeader w:val="on"/>
+        </w:trPr>
+        <w:tc>
+          <w:tcPr/>
+          <w:p>
+            <w:pPr>
+              <w:pStyle w:val="Compact"/>
+              <w:jc w:val="left"/>
+            </w:pPr>
+            <w:r>
+              <w:t xml:space="preserve">Approach / Framework</w:t>
+            </w:r>
+          </w:p>
+        </w:tc>
+        <w:tc>
+          <w:tcPr/>
+          <w:p>
+            <w:pPr>
+              <w:pStyle w:val="Compact"/>
+              <w:jc w:val="left"/>
+            </w:pPr>
+            <w:r>
+              <w:t xml:space="preserve">Intensity Factor</w:t>
+            </w:r>
+          </w:p>
+        </w:tc>
+        <w:tc>
+          <w:tcPr/>
+          <w:p>
+            <w:pPr>
+              <w:pStyle w:val="Compact"/>
+              <w:jc w:val="left"/>
+            </w:pPr>
+            <w:r>
+              <w:t xml:space="preserve">Quantity (Capacity) Factor</w:t>
+            </w:r>
+          </w:p>
+        </w:tc>
+        <w:tc>
+          <w:tcPr/>
+          <w:p>
+            <w:pPr>
+              <w:pStyle w:val="Compact"/>
+              <w:jc w:val="left"/>
+            </w:pPr>
+            <w:r>
+              <w:t xml:space="preserve">Kinetic Factor</w:t>
+            </w:r>
+          </w:p>
+        </w:tc>
+      </w:tr>
       <w:tr>
         <w:tc>
           <w:tcPr/>
-          <w:bookmarkStart w:id="13" w:name="tbl-terminology"/>
           <w:p>
             <w:pPr>
-              <w:jc w:val="center"/>
-            </w:pPr>
-            <w:pPr>
+              <w:pStyle w:val="Compact"/>
               <w:jc w:val="left"/>
-              <w:spacing w:before="200"/>
-              <w:pStyle w:val="ImageCaption"/>
             </w:pPr>
             <w:r>
-              <w:t xml:space="preserve">Table 1: Conceptual mapping of fundamental phosphorus availability factors to their analytical proxies.</w:t>
+              <w:rPr>
+                <w:b/>
+                <w:bCs/>
+              </w:rPr>
+              <w:t xml:space="preserve">Theoretical Concept (</w:t>
+            </w:r>
+            <w:r>
+              <w:rPr>
+                <w:b/>
+                <w:bCs/>
+              </w:rPr>
+              <w:t xml:space="preserve">Frossard et al. (2000)</w:t>
+            </w:r>
+            <w:r>
+              <w:rPr>
+                <w:b/>
+                <w:bCs/>
+              </w:rPr>
+              <w:t xml:space="preserve">)</w:t>
             </w:r>
           </w:p>
-          <w:tbl>
-            <w:tblPr>
-              <w:tblStyle w:val="Table"/>
-              <w:tblW w:type="pct" w:w="5000"/>
-              <w:tblLayout w:type="fixed"/>
-              <w:tblLook w:firstRow="1" w:lastRow="0" w:firstColumn="0" w:lastColumn="0" w:noHBand="0" w:noVBand="0" w:val="0020"/>
-            </w:tblPr>
-            <w:tblGrid>
-              <w:gridCol w:w="1980"/>
-              <w:gridCol w:w="1980"/>
-              <w:gridCol w:w="1980"/>
-              <w:gridCol w:w="1980"/>
-            </w:tblGrid>
-            <w:tr>
-              <w:trPr>
-                <w:tblHeader w:val="on"/>
-              </w:trPr>
-              <w:tc>
-                <w:tcPr/>
-                <w:p>
-                  <w:pPr>
-                    <w:pStyle w:val="Compact"/>
-                    <w:jc w:val="left"/>
-                    <w:jc w:val="center"/>
-                  </w:pPr>
-                  <w:r>
-                    <w:t xml:space="preserve">Approach / Framework</w:t>
-                  </w:r>
-                </w:p>
-              </w:tc>
-              <w:tc>
-                <w:tcPr/>
-                <w:p>
-                  <w:pPr>
-                    <w:pStyle w:val="Compact"/>
-                    <w:jc w:val="left"/>
-                    <w:jc w:val="center"/>
-                  </w:pPr>
-                  <w:r>
-                    <w:t xml:space="preserve">Intensity Factor</w:t>
-                  </w:r>
-                </w:p>
-              </w:tc>
-              <w:tc>
-                <w:tcPr/>
-                <w:p>
-                  <w:pPr>
-                    <w:pStyle w:val="Compact"/>
-                    <w:jc w:val="left"/>
-                    <w:jc w:val="center"/>
-                  </w:pPr>
-                  <w:r>
-                    <w:t xml:space="preserve">Quantity (Capacity) Factor</w:t>
-                  </w:r>
-                </w:p>
-              </w:tc>
-              <w:tc>
-                <w:tcPr/>
-                <w:p>
-                  <w:pPr>
-                    <w:pStyle w:val="Compact"/>
-                    <w:jc w:val="left"/>
-                    <w:jc w:val="center"/>
-                  </w:pPr>
-                  <w:r>
-                    <w:t xml:space="preserve">Kinetic Factor</w:t>
-                  </w:r>
-                </w:p>
-              </w:tc>
-            </w:tr>
-            <w:tr>
-              <w:tc>
-                <w:tcPr/>
-                <w:p>
-                  <w:pPr>
-                    <w:pStyle w:val="Compact"/>
-                    <w:jc w:val="left"/>
-                    <w:jc w:val="center"/>
-                  </w:pPr>
-                  <w:r>
-                    <w:rPr>
-                      <w:b/>
-                      <w:bCs/>
-                    </w:rPr>
-                    <w:t xml:space="preserve">Theoretical Concept (</w:t>
-                  </w:r>
-                  <w:r>
-                    <w:rPr>
-                      <w:b/>
-                      <w:bCs/>
-                    </w:rPr>
-                    <w:t xml:space="preserve">Frossard et al. (2000)</w:t>
-                  </w:r>
-                  <w:r>
-                    <w:rPr>
-                      <w:b/>
-                      <w:bCs/>
-                    </w:rPr>
-                    <w:t xml:space="preserve">)</w:t>
-                  </w:r>
-                </w:p>
-              </w:tc>
-              <w:tc>
-                <w:tcPr/>
-                <w:p>
-                  <w:pPr>
-                    <w:pStyle w:val="Compact"/>
-                    <w:jc w:val="left"/>
-                    <w:jc w:val="center"/>
-                  </w:pPr>
-                  <w:r>
-                    <w:t xml:space="preserve">P concentration in the soil solution at a given moment</w:t>
-                  </w:r>
-                </w:p>
-              </w:tc>
-              <w:tc>
-                <w:tcPr/>
-                <w:p>
-                  <w:pPr>
-                    <w:pStyle w:val="Compact"/>
-                    <w:jc w:val="left"/>
-                    <w:jc w:val="center"/>
-                  </w:pPr>
-                  <w:r>
-                    <w:t xml:space="preserve">The pool of solid-phase P that can replenish the solution</w:t>
-                  </w:r>
-                </w:p>
-              </w:tc>
-              <w:tc>
-                <w:tcPr/>
-                <w:p>
-                  <w:pPr>
-                    <w:pStyle w:val="Compact"/>
-                    <w:jc w:val="left"/>
-                    <w:jc w:val="center"/>
-                  </w:pPr>
-                  <w:r>
-                    <w:t xml:space="preserve">The rate of P transfer from the solid to the liquid phase</w:t>
-                  </w:r>
-                </w:p>
-              </w:tc>
-            </w:tr>
-            <w:tr>
-              <w:tc>
-                <w:tcPr/>
-                <w:p>
-                  <w:pPr>
-                    <w:pStyle w:val="Compact"/>
-                    <w:jc w:val="left"/>
-                    <w:jc w:val="center"/>
-                  </w:pPr>
-                  <w:r>
-                    <w:rPr>
-                      <w:b/>
-                      <w:bCs/>
-                    </w:rPr>
-                    <w:t xml:space="preserve">Traditional / Static Proxy (GRUD)</w:t>
-                  </w:r>
-                </w:p>
-              </w:tc>
-              <w:tc>
-                <w:tcPr/>
-                <w:p>
-                  <w:pPr>
-                    <w:pStyle w:val="Compact"/>
-                    <w:jc w:val="left"/>
-                    <w:jc w:val="center"/>
-                  </w:pPr>
-                  <m:oMath>
-                    <m:sSub>
-                      <m:e>
-                        <m:r>
-                          <m:t>P</m:t>
-                        </m:r>
-                      </m:e>
-                      <m:sub>
-                        <m:r>
-                          <m:t>C</m:t>
-                        </m:r>
-                        <m:sSub>
-                          <m:e>
-                            <m:r>
-                              <m:t>O</m:t>
-                            </m:r>
-                          </m:e>
-                          <m:sub>
-                            <m:r>
-                              <m:t>2</m:t>
-                            </m:r>
-                          </m:sub>
-                        </m:sSub>
-                      </m:sub>
-                    </m:sSub>
-                  </m:oMath>
-                  <w:r>
-                    <w:t xml:space="preserve"> </w:t>
-                  </w:r>
-                  <w:r>
-                    <w:t xml:space="preserve">(Water-soluble P)</w:t>
-                  </w:r>
-                </w:p>
-              </w:tc>
-              <w:tc>
-                <w:tcPr/>
-                <w:p>
-                  <w:pPr>
-                    <w:pStyle w:val="Compact"/>
-                    <w:jc w:val="left"/>
-                    <w:jc w:val="center"/>
-                  </w:pPr>
-                  <m:oMath>
-                    <m:sSub>
-                      <m:e>
-                        <m:r>
-                          <m:t>P</m:t>
-                        </m:r>
-                      </m:e>
-                      <m:sub>
-                        <m:r>
-                          <m:t>A</m:t>
-                        </m:r>
-                        <m:r>
-                          <m:t>A</m:t>
-                        </m:r>
-                        <m:r>
-                          <m:t>E</m:t>
-                        </m:r>
-                        <m:r>
-                          <m:t>10</m:t>
-                        </m:r>
-                      </m:sub>
-                    </m:sSub>
-                  </m:oMath>
-                  <w:r>
-                    <w:t xml:space="preserve"> </w:t>
-                  </w:r>
-                  <w:r>
-                    <w:t xml:space="preserve">(Chelate-extractable P)</w:t>
-                  </w:r>
-                </w:p>
-              </w:tc>
-              <w:tc>
-                <w:tcPr/>
-                <w:p>
-                  <w:pPr>
-                    <w:pStyle w:val="Compact"/>
-                    <w:jc w:val="left"/>
-                    <w:jc w:val="center"/>
-                  </w:pPr>
-                  <w:r>
-                    <w:rPr>
-                      <w:i/>
-                      <w:iCs/>
-                    </w:rPr>
-                    <w:t xml:space="preserve">Not Measured</w:t>
-                  </w:r>
-                </w:p>
-              </w:tc>
-            </w:tr>
-            <w:tr>
-              <w:tc>
-                <w:tcPr/>
-                <w:p>
-                  <w:pPr>
-                    <w:pStyle w:val="Compact"/>
-                    <w:jc w:val="left"/>
-                    <w:jc w:val="center"/>
-                  </w:pPr>
-                  <w:r>
-                    <w:rPr>
-                      <w:b/>
-                      <w:bCs/>
-                    </w:rPr>
-                    <w:t xml:space="preserve">Dynamic / Kinetic Proxy (This Study)</w:t>
-                  </w:r>
-                </w:p>
-              </w:tc>
-              <w:tc>
-                <w:tcPr/>
-                <w:p>
-                  <w:pPr>
-                    <w:pStyle w:val="Compact"/>
-                    <w:jc w:val="left"/>
-                    <w:jc w:val="center"/>
-                  </w:pPr>
-                  <w:r>
-                    <w:t xml:space="preserve">Initial P Flux (</w:t>
-                  </w:r>
-                  <m:oMath>
-                    <m:sSub>
-                      <m:e>
-                        <m:r>
-                          <m:t>J</m:t>
-                        </m:r>
-                      </m:e>
-                      <m:sub>
-                        <m:r>
-                          <m:t>0</m:t>
-                        </m:r>
-                      </m:sub>
-                    </m:sSub>
-                  </m:oMath>
-                  <w:r>
-                    <w:t xml:space="preserve">)</w:t>
-                  </w:r>
-                </w:p>
-              </w:tc>
-              <w:tc>
-                <w:tcPr/>
-                <w:p>
-                  <w:pPr>
-                    <w:pStyle w:val="Compact"/>
-                    <w:jc w:val="left"/>
-                    <w:jc w:val="center"/>
-                  </w:pPr>
-                  <w:r>
-                    <w:t xml:space="preserve">Equilibrium Desorbable P (</w:t>
-                  </w:r>
-                  <m:oMath>
-                    <m:sSub>
-                      <m:e>
-                        <m:r>
-                          <m:t>P</m:t>
-                        </m:r>
-                      </m:e>
-                      <m:sub>
-                        <m:r>
-                          <m:t>d</m:t>
-                        </m:r>
-                        <m:r>
-                          <m:t>e</m:t>
-                        </m:r>
-                        <m:r>
-                          <m:t>s</m:t>
-                        </m:r>
-                        <m:r>
-                          <m:t>o</m:t>
-                        </m:r>
-                        <m:r>
-                          <m:t>r</m:t>
-                        </m:r>
-                        <m:r>
-                          <m:t>b</m:t>
-                        </m:r>
-                      </m:sub>
-                    </m:sSub>
-                  </m:oMath>
-                  <w:r>
-                    <w:t xml:space="preserve">)</w:t>
-                  </w:r>
-                </w:p>
-              </w:tc>
-              <w:tc>
-                <w:tcPr/>
-                <w:p>
-                  <w:pPr>
-                    <w:pStyle w:val="Compact"/>
-                    <w:jc w:val="left"/>
-                    <w:jc w:val="center"/>
-                  </w:pPr>
-                  <w:r>
-                    <w:t xml:space="preserve">Desorption Rate Constant (</w:t>
-                  </w:r>
-                  <m:oMath>
-                    <m:r>
-                      <m:t>k</m:t>
-                    </m:r>
-                  </m:oMath>
-                  <w:r>
-                    <w:t xml:space="preserve">)</w:t>
-                  </w:r>
-                </w:p>
-              </w:tc>
-            </w:tr>
-          </w:tbl>
-          <w:bookmarkEnd w:id="13"/>
-          <w:p/>
+        </w:tc>
+        <w:tc>
+          <w:tcPr/>
+          <w:p>
+            <w:pPr>
+              <w:pStyle w:val="Compact"/>
+              <w:jc w:val="left"/>
+            </w:pPr>
+            <w:r>
+              <w:t xml:space="preserve">Chemical activity of P in the soil solution</w:t>
+            </w:r>
+          </w:p>
+        </w:tc>
+        <w:tc>
+          <w:tcPr/>
+          <w:p>
+            <w:pPr>
+              <w:pStyle w:val="Compact"/>
+              <w:jc w:val="left"/>
+            </w:pPr>
+            <w:r>
+              <w:t xml:space="preserve">Pool of solid-phase P that can replenish the solution</w:t>
+            </w:r>
+          </w:p>
+        </w:tc>
+        <w:tc>
+          <w:tcPr/>
+          <w:p>
+            <w:pPr>
+              <w:pStyle w:val="Compact"/>
+              <w:jc w:val="left"/>
+            </w:pPr>
+            <w:r>
+              <w:t xml:space="preserve">Rate of P transfer from the solid to the liquid phase</w:t>
+            </w:r>
+          </w:p>
+        </w:tc>
+      </w:tr>
+      <w:tr>
+        <w:tc>
+          <w:tcPr/>
+          <w:p>
+            <w:pPr>
+              <w:pStyle w:val="Compact"/>
+              <w:jc w:val="left"/>
+            </w:pPr>
+            <w:r>
+              <w:rPr>
+                <w:b/>
+                <w:bCs/>
+              </w:rPr>
+              <w:t xml:space="preserve">Traditional / Static Proxy (GRUD)</w:t>
+            </w:r>
+          </w:p>
+        </w:tc>
+        <w:tc>
+          <w:tcPr/>
+          <w:p>
+            <w:pPr>
+              <w:pStyle w:val="Compact"/>
+              <w:jc w:val="left"/>
+            </w:pPr>
+            <m:oMath>
+              <m:sSub>
+                <m:e>
+                  <m:r>
+                    <m:t>P</m:t>
+                  </m:r>
+                </m:e>
+                <m:sub>
+                  <m:r>
+                    <m:t>C</m:t>
+                  </m:r>
+                  <m:sSub>
+                    <m:e>
+                      <m:r>
+                        <m:t>O</m:t>
+                      </m:r>
+                    </m:e>
+                    <m:sub>
+                      <m:r>
+                        <m:t>2</m:t>
+                      </m:r>
+                    </m:sub>
+                  </m:sSub>
+                </m:sub>
+              </m:sSub>
+            </m:oMath>
+            <w:r>
+              <w:t xml:space="preserve"> </w:t>
+            </w:r>
+            <w:r>
+              <w:t xml:space="preserve">(Raw Water-soluble Concentration)</w:t>
+            </w:r>
+          </w:p>
+        </w:tc>
+        <w:tc>
+          <w:tcPr/>
+          <w:p>
+            <w:pPr>
+              <w:pStyle w:val="Compact"/>
+              <w:jc w:val="left"/>
+            </w:pPr>
+            <m:oMath>
+              <m:sSub>
+                <m:e>
+                  <m:r>
+                    <m:t>P</m:t>
+                  </m:r>
+                </m:e>
+                <m:sub>
+                  <m:r>
+                    <m:t>A</m:t>
+                  </m:r>
+                  <m:r>
+                    <m:t>A</m:t>
+                  </m:r>
+                  <m:r>
+                    <m:t>E</m:t>
+                  </m:r>
+                  <m:r>
+                    <m:t>10</m:t>
+                  </m:r>
+                </m:sub>
+              </m:sSub>
+            </m:oMath>
+            <w:r>
+              <w:t xml:space="preserve"> </w:t>
+            </w:r>
+            <w:r>
+              <w:t xml:space="preserve">(Chelate-extractable Mass)</w:t>
+            </w:r>
+          </w:p>
+        </w:tc>
+        <w:tc>
+          <w:tcPr/>
+          <w:p>
+            <w:pPr>
+              <w:pStyle w:val="Compact"/>
+              <w:jc w:val="left"/>
+            </w:pPr>
+            <w:r>
+              <w:rPr>
+                <w:i/>
+                <w:iCs/>
+              </w:rPr>
+              <w:t xml:space="preserve">Not Measured</w:t>
+            </w:r>
+          </w:p>
+        </w:tc>
+      </w:tr>
+      <w:tr>
+        <w:tc>
+          <w:tcPr/>
+          <w:p>
+            <w:pPr>
+              <w:pStyle w:val="Compact"/>
+              <w:jc w:val="left"/>
+            </w:pPr>
+            <w:r>
+              <w:rPr>
+                <w:b/>
+                <w:bCs/>
+              </w:rPr>
+              <w:t xml:space="preserve">Dynamic / Thermodynamic Proxy (This Study)</w:t>
+            </w:r>
+          </w:p>
+        </w:tc>
+        <w:tc>
+          <w:tcPr/>
+          <w:p>
+            <w:pPr>
+              <w:pStyle w:val="Compact"/>
+              <w:jc w:val="left"/>
+            </w:pPr>
+            <w:r>
+              <w:t xml:space="preserve">Maximum Thermodynamic Activity (</w:t>
+            </w:r>
+            <m:oMath>
+              <m:sSub>
+                <m:e>
+                  <m:r>
+                    <m:t>a</m:t>
+                  </m:r>
+                </m:e>
+                <m:sub>
+                  <m:r>
+                    <m:t>m</m:t>
+                  </m:r>
+                  <m:r>
+                    <m:t>a</m:t>
+                  </m:r>
+                  <m:r>
+                    <m:t>x</m:t>
+                  </m:r>
+                </m:sub>
+              </m:sSub>
+            </m:oMath>
+            <w:r>
+              <w:t xml:space="preserve">)</w:t>
+            </w:r>
+          </w:p>
+        </w:tc>
+        <w:tc>
+          <w:tcPr/>
+          <w:p>
+            <w:pPr>
+              <w:pStyle w:val="Compact"/>
+              <w:jc w:val="left"/>
+            </w:pPr>
+            <m:oMath>
+              <m:sSub>
+                <m:e>
+                  <m:r>
+                    <m:t>P</m:t>
+                  </m:r>
+                </m:e>
+                <m:sub>
+                  <m:r>
+                    <m:t>A</m:t>
+                  </m:r>
+                  <m:r>
+                    <m:t>A</m:t>
+                  </m:r>
+                  <m:r>
+                    <m:t>E</m:t>
+                  </m:r>
+                  <m:r>
+                    <m:t>10</m:t>
+                  </m:r>
+                </m:sub>
+              </m:sSub>
+            </m:oMath>
+          </w:p>
+        </w:tc>
+        <w:tc>
+          <w:tcPr/>
+          <w:p>
+            <w:pPr>
+              <w:pStyle w:val="Compact"/>
+              <w:jc w:val="left"/>
+            </w:pPr>
+            <w:r>
+              <w:t xml:space="preserve">Initial Activity Flux (</w:t>
+            </w:r>
+            <m:oMath>
+              <m:sSub>
+                <m:e>
+                  <m:r>
+                    <m:t>J</m:t>
+                  </m:r>
+                </m:e>
+                <m:sub>
+                  <m:r>
+                    <m:t>0</m:t>
+                  </m:r>
+                </m:sub>
+              </m:sSub>
+              <m:r>
+                <m:rPr>
+                  <m:sty m:val="p"/>
+                </m:rPr>
+                <m:t>=</m:t>
+              </m:r>
+              <m:r>
+                <m:t>k</m:t>
+              </m:r>
+              <m:r>
+                <m:rPr>
+                  <m:sty m:val="p"/>
+                </m:rPr>
+                <m:t>⋅</m:t>
+              </m:r>
+              <m:sSub>
+                <m:e>
+                  <m:r>
+                    <m:t>a</m:t>
+                  </m:r>
+                </m:e>
+                <m:sub>
+                  <m:r>
+                    <m:t>m</m:t>
+                  </m:r>
+                  <m:r>
+                    <m:t>a</m:t>
+                  </m:r>
+                  <m:r>
+                    <m:t>x</m:t>
+                  </m:r>
+                </m:sub>
+              </m:sSub>
+            </m:oMath>
+            <w:r>
+              <w:t xml:space="preserve">)</w:t>
+            </w:r>
+          </w:p>
         </w:tc>
       </w:tr>
     </w:tbl>
+    <w:bookmarkEnd w:id="12"/>
+    <w:bookmarkStart w:id="21" w:name="Xdfc87357402a84a9eb1512aa38aef947e1492a3"/>
     <w:p>
       <w:pPr>
-        <w:pStyle w:val="BodyText"/>
-      </w:pPr>
-      <w:r>
-        <w:t xml:space="preserve">This thesis hypothesizes that kinetic parameters describing P desorption, derived from a time-series laboratory extraction, can bypass the limitations of static capacity measurements and serve as a more effective, functional proxy for agronomic P availability. By characterizing the desorption rate constant (</w:t>
-      </w:r>
-      <m:oMath>
-        <m:r>
-          <m:t>k</m:t>
-        </m:r>
-      </m:oMath>
-      <w:r>
-        <w:t xml:space="preserve">) and the</w:t>
-      </w:r>
-      <w:r>
-        <w:t xml:space="preserve"> </w:t>
-      </w:r>
+        <w:pStyle w:val="Heading2"/>
+      </w:pPr>
+      <w:r>
+        <w:t xml:space="preserve">1.5 Thesis Objectives and Analytical Strategy</w:t>
+      </w:r>
+    </w:p>
+    <w:p>
+      <w:pPr>
+        <w:pStyle w:val="FirstParagraph"/>
+      </w:pPr>
+      <w:r>
+        <w:t xml:space="preserve">This thesis hypothesizes that integrating thermodynamic activity and desorption kinetics provides a superior mechanistic framework for P-management compared to standard empirical testing. Using soils from the long-term Swiss agricultural experiment STYCS, this study aims to validate this framework through the following objectives:</w:t>
+      </w:r>
+    </w:p>
+    <w:p>
+      <w:pPr>
+        <w:pStyle w:val="Compact"/>
+        <w:numPr>
+          <w:ilvl w:val="0"/>
+          <w:numId w:val="1001"/>
+        </w:numPr>
+      </w:pPr>
       <w:r>
         <w:rPr>
           <w:b/>
           <w:bCs/>
         </w:rPr>
-        <w:t xml:space="preserve">equilibrium desorbable P pool (</w:t>
-      </w:r>
-      <m:oMath>
-        <m:sSub>
-          <m:e>
-            <m:r>
-              <m:t>P</m:t>
-            </m:r>
-          </m:e>
-          <m:sub>
-            <m:r>
-              <m:t>d</m:t>
-            </m:r>
-            <m:r>
-              <m:t>e</m:t>
-            </m:r>
-            <m:r>
-              <m:t>s</m:t>
-            </m:r>
-            <m:r>
-              <m:t>o</m:t>
-            </m:r>
-            <m:r>
-              <m:t>r</m:t>
-            </m:r>
-            <m:r>
-              <m:t>b</m:t>
-            </m:r>
-          </m:sub>
-        </m:sSub>
-      </m:oMath>
+        <w:t xml:space="preserve">Thermodynamic Framework Formulation:</w:t>
+      </w:r>
+      <w:r>
+        <w:t xml:space="preserve"> </w:t>
+      </w:r>
+      <w:r>
+        <w:t xml:space="preserve">Establish thermodynamic</w:t>
+      </w:r>
+      <w:r>
+        <w:t xml:space="preserve"> </w:t>
+      </w:r>
+      <m:oMath>
+        <m:r>
+          <m:t>Q</m:t>
+        </m:r>
+        <m:r>
+          <m:rPr>
+            <m:sty m:val="p"/>
+          </m:rPr>
+          <m:t>(</m:t>
+        </m:r>
+        <m:r>
+          <m:t>I</m:t>
+        </m:r>
+        <m:r>
+          <m:rPr>
+            <m:sty m:val="p"/>
+          </m:rPr>
+          <m:t>)</m:t>
+        </m:r>
+      </m:oMath>
+      <w:r>
+        <w:t xml:space="preserve"> </w:t>
+      </w:r>
+      <w:r>
+        <w:t xml:space="preserve">isotherms across highly diverse pedoclimatic sites to calculate the true PBC, demonstrating how long-term cumulative P-balances shift the soil’s physical chemistry.</w:t>
+      </w:r>
+    </w:p>
+    <w:p>
+      <w:pPr>
+        <w:pStyle w:val="Compact"/>
+        <w:numPr>
+          <w:ilvl w:val="0"/>
+          <w:numId w:val="1001"/>
+        </w:numPr>
+      </w:pPr>
       <w:r>
         <w:rPr>
           <w:b/>
           <w:bCs/>
         </w:rPr>
-        <w:t xml:space="preserve">)</w:t>
-      </w:r>
-      <w:r>
-        <w:t xml:space="preserve">—which represents the operational asymptote of P release under specific extraction conditions, rather than the absolute total soil P quantity—using soils from the long-term Swiss agricultural experiment STYCS, this study aims to answer the following research questions:</w:t>
+        <w:t xml:space="preserve">Agronomic Prediction:</w:t>
+      </w:r>
+      <w:r>
+        <w:t xml:space="preserve"> </w:t>
+      </w:r>
+      <w:r>
+        <w:t xml:space="preserve">Statistically evaluate the predictive power of the kinetic Activity Flux (</w:t>
+      </w:r>
+      <m:oMath>
+        <m:sSub>
+          <m:e>
+            <m:r>
+              <m:t>J</m:t>
+            </m:r>
+          </m:e>
+          <m:sub>
+            <m:r>
+              <m:t>0</m:t>
+            </m:r>
+          </m:sub>
+        </m:sSub>
+      </m:oMath>
+      <w:r>
+        <w:t xml:space="preserve">) against relative crop yield and P-uptake. To rigorously isolate the chemical P-limitation from overarching climatic noise, agronomic outcomes will be normalized against a historical biological baseline (the historical maximum yield of non-limiting P treatments for specific site-crop combinations). It is hypothesized that the thermodynamically corrected</w:t>
+      </w:r>
+      <w:r>
+        <w:t xml:space="preserve"> </w:t>
+      </w:r>
+      <m:oMath>
+        <m:sSub>
+          <m:e>
+            <m:r>
+              <m:t>J</m:t>
+            </m:r>
+          </m:e>
+          <m:sub>
+            <m:r>
+              <m:t>0</m:t>
+            </m:r>
+          </m:sub>
+        </m:sSub>
+      </m:oMath>
+      <w:r>
+        <w:t xml:space="preserve"> </w:t>
+      </w:r>
+      <w:r>
+        <w:t xml:space="preserve">will significantly outperform standard static extractions.</w:t>
       </w:r>
     </w:p>
     <w:p>
@@ -1435,100 +1822,25 @@
         <w:pStyle w:val="Compact"/>
         <w:numPr>
           <w:ilvl w:val="0"/>
-          <w:numId w:val="1002"/>
+          <w:numId w:val="1001"/>
         </w:numPr>
       </w:pPr>
       <w:r>
-        <w:t xml:space="preserve">How well do standard, operationally defined soil tests (</w:t>
-      </w:r>
-      <m:oMath>
-        <m:sSub>
-          <m:e>
-            <m:r>
-              <m:t>P</m:t>
-            </m:r>
-          </m:e>
-          <m:sub>
-            <m:r>
-              <m:t>C</m:t>
-            </m:r>
-            <m:sSub>
-              <m:e>
-                <m:r>
-                  <m:t>O</m:t>
-                </m:r>
-              </m:e>
-              <m:sub>
-                <m:r>
-                  <m:t>2</m:t>
-                </m:r>
-              </m:sub>
-            </m:sSub>
-          </m:sub>
-        </m:sSub>
-      </m:oMath>
-      <w:r>
-        <w:t xml:space="preserve"> </w:t>
-      </w:r>
-      <w:r>
-        <w:t xml:space="preserve">and</w:t>
-      </w:r>
-      <w:r>
-        <w:t xml:space="preserve"> </w:t>
-      </w:r>
-      <m:oMath>
-        <m:sSub>
-          <m:e>
-            <m:r>
-              <m:t>P</m:t>
-            </m:r>
-          </m:e>
-          <m:sub>
-            <m:r>
-              <m:t>A</m:t>
-            </m:r>
-            <m:r>
-              <m:t>A</m:t>
-            </m:r>
-            <m:r>
-              <m:t>E</m:t>
-            </m:r>
-            <m:r>
-              <m:t>10</m:t>
-            </m:r>
-          </m:sub>
-        </m:sSub>
-      </m:oMath>
-      <w:r>
-        <w:t xml:space="preserve">) predict agronomic outcomes, and how are they influenced by overarching soil properties?</w:t>
+        <w:rPr>
+          <w:b/>
+          <w:bCs/>
+        </w:rPr>
+        <w:t xml:space="preserve">Mechanistic Validation:</w:t>
+      </w:r>
+      <w:r>
+        <w:t xml:space="preserve"> </w:t>
+      </w:r>
+      <w:r>
+        <w:t xml:space="preserve">Propose a modified conceptual framework for radial transport to mathematically illustrate that the desorption rate acts as the primary limiting bottleneck restricting P-availability in the rhizosphere.</w:t>
       </w:r>
     </w:p>
-    <w:p>
-      <w:pPr>
-        <w:pStyle w:val="Compact"/>
-        <w:numPr>
-          <w:ilvl w:val="0"/>
-          <w:numId w:val="1002"/>
-        </w:numPr>
-      </w:pPr>
-      <w:r>
-        <w:t xml:space="preserve">Can non-linear modeling of P desorption kinetics provide a robust characterization of the P-Quantity and replenishment rate across diverse Swiss soils?</w:t>
-      </w:r>
-    </w:p>
-    <w:p>
-      <w:pPr>
-        <w:pStyle w:val="Compact"/>
-        <w:numPr>
-          <w:ilvl w:val="0"/>
-          <w:numId w:val="1002"/>
-        </w:numPr>
-      </w:pPr>
-      <w:r>
-        <w:t xml:space="preserve">Do these dynamic kinetic parameters significantly improve the prediction of key agronomic outcomes (yield, P-uptake, and long-term P-balance) compared to traditional static methods?</w:t>
-      </w:r>
-    </w:p>
-    <w:bookmarkStart w:id="21" w:name="refs"/>
-    <w:bookmarkStart w:id="14" w:name="ref-Brady2016Soils"/>
+    <w:bookmarkStart w:id="20" w:name="refs"/>
+    <w:bookmarkStart w:id="13" w:name="ref-Brady2016Soils"/>
     <w:p>
       <w:pPr>
         <w:pStyle w:val="Bibliography"/>
@@ -1553,8 +1865,8 @@
         <w:t xml:space="preserve">(15th ed.). Pearson.</w:t>
       </w:r>
     </w:p>
-    <w:bookmarkEnd w:id="14"/>
-    <w:bookmarkStart w:id="15" w:name="X8e448a35b024827f6325a509cd0871d88df6696"/>
+    <w:bookmarkEnd w:id="13"/>
+    <w:bookmarkStart w:id="14" w:name="X8e448a35b024827f6325a509cd0871d88df6696"/>
     <w:p>
       <w:pPr>
         <w:pStyle w:val="Bibliography"/>
@@ -1573,8 +1885,8 @@
         <w:t xml:space="preserve">Extraction method for characterizing the kinetics of phosphorus release from solid soil to soil solution.</w:t>
       </w:r>
     </w:p>
-    <w:bookmarkEnd w:id="15"/>
-    <w:bookmarkStart w:id="16" w:name="ref-FAL1996Methodenbuch"/>
+    <w:bookmarkEnd w:id="14"/>
+    <w:bookmarkStart w:id="15" w:name="ref-FAL1996Methodenbuch"/>
     <w:p>
       <w:pPr>
         <w:pStyle w:val="Bibliography"/>
@@ -1596,8 +1908,8 @@
         <w:t xml:space="preserve">. FAL.</w:t>
       </w:r>
     </w:p>
-    <w:bookmarkEnd w:id="16"/>
-    <w:bookmarkStart w:id="18" w:name="ref-Frossard2000Processes"/>
+    <w:bookmarkEnd w:id="15"/>
+    <w:bookmarkStart w:id="17" w:name="ref-Frossard2000Processes"/>
     <w:p>
       <w:pPr>
         <w:pStyle w:val="Bibliography"/>
@@ -1634,7 +1946,7 @@
       <w:r>
         <w:t xml:space="preserve"> </w:t>
       </w:r>
-      <w:hyperlink r:id="rId17">
+      <w:hyperlink r:id="rId16">
         <w:r>
           <w:rPr>
             <w:rStyle w:val="Hyperlink"/>
@@ -1643,8 +1955,8 @@
         </w:r>
       </w:hyperlink>
     </w:p>
-    <w:bookmarkEnd w:id="18"/>
-    <w:bookmarkStart w:id="19" w:name="ref-Nye2000Solute"/>
+    <w:bookmarkEnd w:id="17"/>
+    <w:bookmarkStart w:id="18" w:name="ref-Nye2000Solute"/>
     <w:p>
       <w:pPr>
         <w:pStyle w:val="Bibliography"/>
@@ -1666,8 +1978,8 @@
         <w:t xml:space="preserve">. Oxford University Press.</w:t>
       </w:r>
     </w:p>
-    <w:bookmarkEnd w:id="19"/>
-    <w:bookmarkStart w:id="20" w:name="ref-Sposito2008Chemistry"/>
+    <w:bookmarkEnd w:id="18"/>
+    <w:bookmarkStart w:id="19" w:name="ref-Sposito2008Chemistry"/>
     <w:p>
       <w:pPr>
         <w:pStyle w:val="Bibliography"/>
@@ -1692,10 +2004,10 @@
         <w:t xml:space="preserve">(2nd ed.). Oxford University Press.</w:t>
       </w:r>
     </w:p>
+    <w:bookmarkEnd w:id="19"/>
     <w:bookmarkEnd w:id="20"/>
     <w:bookmarkEnd w:id="21"/>
     <w:bookmarkEnd w:id="22"/>
-    <w:bookmarkEnd w:id="23"/>
     <w:sectPr>
       <w:footnotePr>
         <w:numRestart w:val="eachSect"/>
@@ -1806,109 +2118,6 @@
       </w:pPr>
     </w:lvl>
   </w:abstractNum>
-  <w:abstractNum w:abstractNumId="991">
-    <w:nsid w:val="0000A991"/>
-    <w:multiLevelType w:val="multilevel"/>
-    <w:lvl w:ilvl="0">
-      <w:numFmt w:val="bullet"/>
-      <w:lvlText w:val=""/>
-      <w:lvlJc w:val="left"/>
-      <w:pPr>
-        <w:ind w:left="720" w:hanging="360"/>
-      </w:pPr>
-      <w:rPr>
-        <w:rFonts w:ascii="Symbol" w:hAnsi="Symbol" w:cs="Symbol" w:hint="default"/>
-      </w:rPr>
-    </w:lvl>
-    <w:lvl w:ilvl="1">
-      <w:numFmt w:val="bullet"/>
-      <w:lvlText w:val="o"/>
-      <w:lvlJc w:val="left"/>
-      <w:pPr>
-        <w:ind w:left="1440" w:hanging="360"/>
-      </w:pPr>
-      <w:rPr>
-        <w:rFonts w:ascii="Courier New" w:hAnsi="Courier New" w:cs="Courier New" w:hint="default"/>
-      </w:rPr>
-    </w:lvl>
-    <w:lvl w:ilvl="2">
-      <w:numFmt w:val="bullet"/>
-      <w:lvlText w:val=""/>
-      <w:lvlJc w:val="left"/>
-      <w:pPr>
-        <w:ind w:left="2160" w:hanging="360"/>
-      </w:pPr>
-      <w:rPr>
-        <w:rFonts w:ascii="Wingdings" w:hAnsi="Wingdings" w:cs="Wingdings" w:hint="default"/>
-      </w:rPr>
-    </w:lvl>
-    <w:lvl w:ilvl="3">
-      <w:numFmt w:val="bullet"/>
-      <w:lvlText w:val=""/>
-      <w:lvlJc w:val="left"/>
-      <w:pPr>
-        <w:ind w:left="2880" w:hanging="360"/>
-      </w:pPr>
-      <w:rPr>
-        <w:rFonts w:ascii="Symbol" w:hAnsi="Symbol" w:cs="Symbol" w:hint="default"/>
-      </w:rPr>
-    </w:lvl>
-    <w:lvl w:ilvl="4">
-      <w:numFmt w:val="bullet"/>
-      <w:lvlText w:val="o"/>
-      <w:lvlJc w:val="left"/>
-      <w:pPr>
-        <w:ind w:left="3600" w:hanging="360"/>
-      </w:pPr>
-      <w:rPr>
-        <w:rFonts w:ascii="Courier New" w:hAnsi="Courier New" w:cs="Courier New" w:hint="default"/>
-      </w:rPr>
-    </w:lvl>
-    <w:lvl w:ilvl="5">
-      <w:numFmt w:val="bullet"/>
-      <w:lvlText w:val=""/>
-      <w:lvlJc w:val="left"/>
-      <w:pPr>
-        <w:ind w:left="4320" w:hanging="360"/>
-      </w:pPr>
-      <w:rPr>
-        <w:rFonts w:ascii="Wingdings" w:hAnsi="Wingdings" w:cs="Wingdings" w:hint="default"/>
-      </w:rPr>
-    </w:lvl>
-    <w:lvl w:ilvl="6">
-      <w:numFmt w:val="bullet"/>
-      <w:lvlText w:val=""/>
-      <w:lvlJc w:val="left"/>
-      <w:pPr>
-        <w:ind w:left="5040" w:hanging="360"/>
-      </w:pPr>
-      <w:rPr>
-        <w:rFonts w:ascii="Symbol" w:hAnsi="Symbol" w:cs="Symbol" w:hint="default"/>
-      </w:rPr>
-    </w:lvl>
-    <w:lvl w:ilvl="7">
-      <w:numFmt w:val="bullet"/>
-      <w:lvlText w:val="o"/>
-      <w:lvlJc w:val="left"/>
-      <w:pPr>
-        <w:ind w:left="5760" w:hanging="360"/>
-      </w:pPr>
-      <w:rPr>
-        <w:rFonts w:ascii="Courier New" w:hAnsi="Courier New" w:cs="Courier New" w:hint="default"/>
-      </w:rPr>
-    </w:lvl>
-    <w:lvl w:ilvl="8">
-      <w:numFmt w:val="bullet"/>
-      <w:lvlText w:val=""/>
-      <w:lvlJc w:val="left"/>
-      <w:pPr>
-        <w:ind w:left="6480" w:hanging="360"/>
-      </w:pPr>
-      <w:rPr>
-        <w:rFonts w:ascii="Wingdings" w:hAnsi="Wingdings" w:cs="Wingdings" w:hint="default"/>
-      </w:rPr>
-    </w:lvl>
-  </w:abstractNum>
   <w:abstractNum w:abstractNumId="99411">
     <w:nsid w:val="00A99411"/>
     <w:multiLevelType w:val="multilevel"/>
@@ -1998,9 +2207,6 @@
     <w:abstractNumId w:val="990"/>
   </w:num>
   <w:num w:numId="1001">
-    <w:abstractNumId w:val="991"/>
-  </w:num>
-  <w:num w:numId="1002">
     <w:abstractNumId w:val="99411"/>
     <w:lvlOverride w:ilvl="0">
       <w:startOverride w:val="1"/>
